--- a/rpd_corpus/rpd_10.docx
+++ b/rpd_corpus/rpd_10.docx
@@ -93,7 +93,7 @@
           <w:sz w:val="16"/>
           <w:szCs w:val="16"/>
         </w:rPr>
-        <w:t>                   (подпись)      </w:t>
+        <w:t xml:space="preserve">                   (подпись)      </w:t>
       </w:r>
     </w:p>
     <w:p>
@@ -140,7 +140,7 @@
           <w:b/>
           <w:bCs/>
         </w:rPr>
-        <w:t>РАБОЧАЯ ПРОГРАММА ДИСЦИПЛИНЫ </w:t>
+        <w:t xml:space="preserve">РАБОЧАЯ ПРОГРАММА ДИСЦИПЛИНЫ </w:t>
       </w:r>
     </w:p>
     <w:p>
@@ -164,7 +164,7 @@
           <w:bCs/>
           <w:color w:val="000000"/>
         </w:rPr>
-        <w:t>(38003)Компьютерное зрение</w:t>
+        <w:t>(38013)Дискретная математика</w:t>
       </w:r>
     </w:p>
     <w:p>
@@ -195,7 +195,7 @@
           <w:bCs/>
           <w:color w:val="000000"/>
         </w:rPr>
-        <w:t>Направление подготовки (специальность): </w:t>
+        <w:t xml:space="preserve">Направление подготовки (специальность): </w:t>
       </w:r>
       <w:r>
         <w:rPr>
@@ -240,7 +240,7 @@
           <w:bCs/>
           <w:color w:val="000000"/>
         </w:rPr>
-        <w:t>Направленность: </w:t>
+        <w:t xml:space="preserve">Направленность: </w:t>
       </w:r>
       <w:r>
         <w:rPr>
@@ -283,7 +283,7 @@
         </w:rPr>
       </w:pPr>
       <w:r>
-        <w:t>Уровень высшего образования: </w:t>
+        <w:t xml:space="preserve">Уровень высшего образования: </w:t>
       </w:r>
       <w:r>
         <w:rPr>
@@ -332,7 +332,7 @@
           <w:bCs/>
           <w:color w:val="000000"/>
         </w:rPr>
-        <w:t>Форма обучения: </w:t>
+        <w:t xml:space="preserve">Форма обучения: </w:t>
       </w:r>
       <w:r>
         <w:rPr>
@@ -378,7 +378,7 @@
           <w:b/>
           <w:bCs/>
         </w:rPr>
-        <w:t>: </w:t>
+        <w:t xml:space="preserve">: </w:t>
       </w:r>
       <w:r>
         <w:rPr>
@@ -403,7 +403,7 @@
         </w:rPr>
       </w:pPr>
       <w:r>
-        <w:t>Трудоемкость дисциплины: </w:t>
+        <w:t xml:space="preserve">Трудоемкость дисциплины: </w:t>
       </w:r>
       <w:r>
         <w:rPr>
@@ -779,7 +779,7 @@
           <w:i w:val="0"/>
           <w:iCs w:val="0"/>
         </w:rPr>
-        <w:t>Заведующий кафедрой </w:t>
+        <w:t xml:space="preserve">Заведующий кафедрой </w:t>
       </w:r>
     </w:p>
     <w:tbl>
@@ -818,7 +818,7 @@
               </w:rPr>
             </w:pPr>
             <w:r>
-              <w:t>Вычислительная техника и инженерная кибернетика (ВТИК) .. </w:t>
+              <w:t xml:space="preserve">Вычислительная техника и инженерная кибернетика (ВТИК) .. </w:t>
             </w:r>
           </w:p>
         </w:tc>
@@ -932,7 +932,7 @@
           <w:i w:val="0"/>
           <w:iCs w:val="0"/>
         </w:rPr>
-        <w:t>Заведующий кафедрой ВТИК .. </w:t>
+        <w:t xml:space="preserve">Заведующий кафедрой ВТИК .. </w:t>
       </w:r>
     </w:p>
     <w:p>
@@ -1039,7 +1039,7 @@
           <w:sz w:val="24"/>
           <w:szCs w:val="24"/>
         </w:rPr>
-        <w:t>Рабочая программа зарегистрирована </w:t>
+        <w:t xml:space="preserve">Рабочая программа зарегистрирована </w:t>
       </w:r>
       <w:r>
         <w:rPr>
@@ -1047,14 +1047,14 @@
           <w:sz w:val="24"/>
           <w:szCs w:val="24"/>
         </w:rPr>
-        <w:t>08.06.2022 </w:t>
+        <w:t xml:space="preserve">08.06.2022 </w:t>
       </w:r>
       <w:r>
         <w:rPr>
           <w:sz w:val="24"/>
           <w:szCs w:val="24"/>
         </w:rPr>
-        <w:t>№ </w:t>
+        <w:t xml:space="preserve">№ </w:t>
       </w:r>
       <w:r>
         <w:rPr>
@@ -1070,7 +1070,7 @@
           <w:sz w:val="24"/>
           <w:szCs w:val="24"/>
         </w:rPr>
-        <w:t>  в УРО и внесена в электронную базу данных</w:t>
+        <w:t xml:space="preserve">  в УРО и внесена в электронную базу данных</w:t>
       </w:r>
     </w:p>
     <w:p>
@@ -1099,7 +1099,7 @@
           <w:b/>
           <w:bCs/>
         </w:rPr>
-        <w:t>1. Место дисциплины в структуре ОПОП ВО </w:t>
+        <w:t xml:space="preserve">1. Место дисциплины в структуре ОПОП ВО </w:t>
       </w:r>
     </w:p>
     <w:p>
@@ -1126,7 +1126,7 @@
         <w:jc w:val="both"/>
       </w:pPr>
       <w:r>
-        <w:t>Дисциплины, предшествующие изучению данной дисциплины (исходя из формирования этапов по компетенциям): </w:t>
+        <w:t xml:space="preserve">Дисциплины, предшествующие изучению данной дисциплины (исходя из формирования этапов по компетенциям): </w:t>
       </w:r>
     </w:p>
     <w:p>
@@ -1149,7 +1149,7 @@
         </w:rPr>
       </w:pPr>
       <w:r>
-        <w:t>Дисциплины, для которых освоение данной дисциплины необходимо как предшествующее (исходя из формирования этапов по компетенциям): </w:t>
+        <w:t xml:space="preserve">Дисциплины, для которых освоение данной дисциплины необходимо как предшествующее (исходя из формирования этапов по компетенциям): </w:t>
       </w:r>
     </w:p>
     <w:p>
@@ -1199,7 +1199,7 @@
         <w:jc w:val="both"/>
       </w:pPr>
       <w:r>
-        <w:t>Обязательная или часть, формируемая участниками образовательных отношений (в том числе элективные дисциплины): Часть, формируемая участниками образовательных отношений; </w:t>
+        <w:t xml:space="preserve">Обязательная или часть, формируемая участниками образовательных отношений (в том числе элективные дисциплины): Часть, формируемая участниками образовательных отношений; </w:t>
       </w:r>
     </w:p>
     <w:p>
@@ -1283,23 +1283,23 @@
               <w:jc w:val="center"/>
             </w:pPr>
             <w:r>
-              <w:t>Семестр, </w:t>
-            </w:r>
-          </w:p>
-          <w:p>
-            <w:pPr>
-              <w:jc w:val="center"/>
-            </w:pPr>
-            <w:r>
-              <w:t>в котором </w:t>
-            </w:r>
-          </w:p>
-          <w:p>
-            <w:pPr>
-              <w:jc w:val="center"/>
-            </w:pPr>
-            <w:r>
-              <w:t>преподается </w:t>
+              <w:t xml:space="preserve">Семестр, </w:t>
+            </w:r>
+          </w:p>
+          <w:p>
+            <w:pPr>
+              <w:jc w:val="center"/>
+            </w:pPr>
+            <w:r>
+              <w:t xml:space="preserve">в котором </w:t>
+            </w:r>
+          </w:p>
+          <w:p>
+            <w:pPr>
+              <w:jc w:val="center"/>
+            </w:pPr>
+            <w:r>
+              <w:t xml:space="preserve">преподается </w:t>
             </w:r>
           </w:p>
           <w:p>
@@ -1340,7 +1340,7 @@
               <w:jc w:val="center"/>
             </w:pPr>
             <w:r>
-              <w:t>Вид </w:t>
+              <w:t xml:space="preserve">Вид </w:t>
             </w:r>
           </w:p>
           <w:p>
@@ -1419,7 +1419,7 @@
               </w:rPr>
             </w:pPr>
             <w:r>
-              <w:t>Часы </w:t>
+              <w:t xml:space="preserve">Часы </w:t>
             </w:r>
           </w:p>
         </w:tc>
@@ -1512,7 +1512,7 @@
               <w:jc w:val="center"/>
             </w:pPr>
             <w:r>
-              <w:t>В том числе </w:t>
+              <w:t xml:space="preserve">В том числе </w:t>
             </w:r>
           </w:p>
         </w:tc>
@@ -2010,7 +2010,7 @@
         <w:ind w:firstLine="567"/>
       </w:pPr>
       <w:r>
-        <w:t>2. Компетенции обучающегося, формируемые в результате освоения дисциплины </w:t>
+        <w:t xml:space="preserve">2. Компетенции обучающегося, формируемые в результате освоения дисциплины </w:t>
       </w:r>
     </w:p>
     <w:p>
@@ -2182,7 +2182,7 @@
               <w:rPr>
                 <w:bCs/>
               </w:rPr>
-              <w:t>Способен применять методы цифровой обработки изображений для извлечения признаков</w:t>
+              <w:t>Способен проектировать и реализовывать распределённые алгоритмы обработки данных</w:t>
             </w:r>
           </w:p>
         </w:tc>
@@ -2263,7 +2263,7 @@
               <w:rPr>
                 <w:bCs/>
               </w:rPr>
-              <w:t>Способен разрабатывать системы детекции и сегментации объектов на основе CNN</w:t>
+              <w:t>Способен применять методы дискретной математики для формальной постановки и решения задач информатики</w:t>
             </w:r>
           </w:p>
         </w:tc>
@@ -2344,7 +2344,7 @@
               <w:rPr>
                 <w:bCs/>
               </w:rPr>
-              <w:t>Способен интегрировать модели компьютерного зрения в промышленные системы реального времени</w:t>
+              <w:t>Способен разрабатывать масштабируемые микросервисные архитектуры</w:t>
             </w:r>
           </w:p>
         </w:tc>
@@ -2369,7 +2369,7 @@
               <w:rPr>
                 <w:bCs/>
               </w:rPr>
-              <w:t>ПК-1</w:t>
+              <w:t>ОПК-4</w:t>
             </w:r>
           </w:p>
         </w:tc>
@@ -2425,7 +2425,7 @@
               <w:rPr>
                 <w:bCs/>
               </w:rPr>
-              <w:t>Способен проводить аугментацию и балансировку датасетов для задач CV</w:t>
+              <w:t>Способен оценивать производительность и масштабируемость распределённых систем</w:t>
             </w:r>
           </w:p>
         </w:tc>
@@ -2450,7 +2450,7 @@
               <w:rPr>
                 <w:bCs/>
               </w:rPr>
-              <w:t>ПК-3</w:t>
+              <w:t>ПК-1</w:t>
             </w:r>
           </w:p>
         </w:tc>
@@ -2506,7 +2506,7 @@
               <w:jc w:val="center"/>
             </w:pPr>
             <w:r>
-              <w:t>Шифр </w:t>
+              <w:t xml:space="preserve">Шифр </w:t>
             </w:r>
           </w:p>
           <w:p>
@@ -2541,15 +2541,15 @@
               <w:jc w:val="center"/>
             </w:pPr>
             <w:r>
-              <w:t>Шифр </w:t>
-            </w:r>
-          </w:p>
-          <w:p>
-            <w:pPr>
-              <w:jc w:val="center"/>
-            </w:pPr>
-            <w:r>
-              <w:t>результата </w:t>
+              <w:t xml:space="preserve">Шифр </w:t>
+            </w:r>
+          </w:p>
+          <w:p>
+            <w:pPr>
+              <w:jc w:val="center"/>
+            </w:pPr>
+            <w:r>
+              <w:t xml:space="preserve">результата </w:t>
             </w:r>
           </w:p>
           <w:p>
@@ -2632,7 +2632,7 @@
               <w:rPr>
                 <w:bCs/>
               </w:rPr>
-              <w:t>УК-1.1 Применяет фильтрацию, морфологические операции и детектирование границ</w:t>
+              <w:t>УК-1.1 Анализирует архитектуры распределённых систем</w:t>
             </w:r>
           </w:p>
         </w:tc>
@@ -2669,7 +2669,7 @@
               <w:rPr>
                 <w:bCs/>
               </w:rPr>
-              <w:t>Знать: цветовые пространства RGB/HSV/LAB; фильтры Гаусса, Собеля, Канни</w:t>
+              <w:t>Знать: принципы построения клиент-серверных, P2P и микросервисных архитектур</w:t>
             </w:r>
           </w:p>
         </w:tc>
@@ -2730,7 +2730,7 @@
               <w:rPr>
                 <w:bCs/>
               </w:rPr>
-              <w:t>УК-1.1 Применяет фильтрацию, морфологические операции и детектирование границ</w:t>
+              <w:t>УК-1.1 Анализирует архитектуры распределённых систем</w:t>
             </w:r>
           </w:p>
         </w:tc>
@@ -2767,7 +2767,7 @@
               <w:rPr>
                 <w:bCs/>
               </w:rPr>
-              <w:t>Уметь: применять OpenCV для предобработки и анализа изображений</w:t>
+              <w:t>Уметь: проектировать распределённые системы с учётом CAP-теоремы</w:t>
             </w:r>
           </w:p>
         </w:tc>
@@ -2828,7 +2828,7 @@
               <w:rPr>
                 <w:bCs/>
               </w:rPr>
-              <w:t>УК-1.1 Применяет фильтрацию, морфологические операции и детектирование границ</w:t>
+              <w:t>УК-1.1 Анализирует архитектуры распределённых систем</w:t>
             </w:r>
           </w:p>
         </w:tc>
@@ -2865,7 +2865,7 @@
               <w:rPr>
                 <w:bCs/>
               </w:rPr>
-              <w:t>Владеть: методами классической обработки изображений для решения прикладных задач</w:t>
+              <w:t>Владеть: навыками развёртывания сервисов в контейнерной среде</w:t>
             </w:r>
           </w:p>
         </w:tc>
@@ -2926,7 +2926,7 @@
               <w:rPr>
                 <w:bCs/>
               </w:rPr>
-              <w:t>ОПК-2.1 Разрабатывает системы детекции и семантической сегментации</w:t>
+              <w:t>ОПК-2.1 Применяет аппарат математической логики и теории графов</w:t>
             </w:r>
           </w:p>
         </w:tc>
@@ -2963,7 +2963,7 @@
               <w:rPr>
                 <w:bCs/>
               </w:rPr>
-              <w:t>Знать: архитектуры YOLO, SSD, Faster R-CNN, Mask R-CNN, U-Net, DeepLab</w:t>
+              <w:t>Знать: основы математической логики, теории множеств, комбинаторики и теории графов</w:t>
             </w:r>
           </w:p>
         </w:tc>
@@ -3024,7 +3024,7 @@
               <w:rPr>
                 <w:bCs/>
               </w:rPr>
-              <w:t>ОПК-2.1 Разрабатывает системы детекции и семантической сегментации</w:t>
+              <w:t>ОПК-2.1 Применяет аппарат математической логики и теории графов</w:t>
             </w:r>
           </w:p>
         </w:tc>
@@ -3061,7 +3061,7 @@
               <w:rPr>
                 <w:bCs/>
               </w:rPr>
-              <w:t>Уметь: обучать детекторы объектов на собственных датасетах в формате COCO/YOLO</w:t>
+              <w:t>Уметь: строить доказательства, решать комбинаторные задачи, применять теорию графов к прикладным задачам</w:t>
             </w:r>
           </w:p>
         </w:tc>
@@ -3122,7 +3122,7 @@
               <w:rPr>
                 <w:bCs/>
               </w:rPr>
-              <w:t>ОПК-2.1 Разрабатывает системы детекции и семантической сегментации</w:t>
+              <w:t>ОПК-2.1 Применяет аппарат математической логики и теории графов</w:t>
             </w:r>
           </w:p>
         </w:tc>
@@ -3159,7 +3159,7 @@
               <w:rPr>
                 <w:bCs/>
               </w:rPr>
-              <w:t>Владеть: навыками разметки данных и аугментации с Albumentations, Roboflow</w:t>
+              <w:t>Владеть: формальными методами спецификации алгоритмов и дискретными моделями вычислений</w:t>
             </w:r>
           </w:p>
         </w:tc>
@@ -3189,7 +3189,7 @@
               <w:rPr>
                 <w:bCs/>
               </w:rPr>
-              <w:t>ПК-1</w:t>
+              <w:t>ОПК-4</w:t>
             </w:r>
             <w:r/>
             <w:r>
@@ -3220,7 +3220,7 @@
               <w:rPr>
                 <w:bCs/>
               </w:rPr>
-              <w:t>ПК-1.1 Оптимизирует модели CV для работы на edge-устройствах</w:t>
+              <w:t>ОПК-4.1 Проектирует масштабируемые архитектуры</w:t>
             </w:r>
           </w:p>
         </w:tc>
@@ -3240,7 +3240,7 @@
               <w:rPr>
                 <w:bCs/>
               </w:rPr>
-              <w:t>З(ПК-1)</w:t>
+              <w:t>З(ОПК-4)</w:t>
             </w:r>
           </w:p>
         </w:tc>
@@ -3257,7 +3257,7 @@
               <w:rPr>
                 <w:bCs/>
               </w:rPr>
-              <w:t>Знать: методы квантизации, прунинга; форматы ONNX, TensorRT, OpenVINO</w:t>
+              <w:t>Знать: паттерны микросервисной архитектуры и инструменты оркестрации</w:t>
             </w:r>
           </w:p>
         </w:tc>
@@ -3287,7 +3287,7 @@
               <w:rPr>
                 <w:bCs/>
               </w:rPr>
-              <w:t>ПК-1</w:t>
+              <w:t>ОПК-4</w:t>
             </w:r>
             <w:r/>
             <w:r>
@@ -3318,7 +3318,7 @@
               <w:rPr>
                 <w:bCs/>
               </w:rPr>
-              <w:t>ПК-1.1 Оптимизирует модели CV для работы на edge-устройствах</w:t>
+              <w:t>ОПК-4.1 Проектирует масштабируемые архитектуры</w:t>
             </w:r>
           </w:p>
         </w:tc>
@@ -3338,7 +3338,7 @@
               <w:rPr>
                 <w:bCs/>
               </w:rPr>
-              <w:t>У(ПК-1)</w:t>
+              <w:t>У(ОПК-4)</w:t>
             </w:r>
           </w:p>
         </w:tc>
@@ -3355,7 +3355,7 @@
               <w:rPr>
                 <w:bCs/>
               </w:rPr>
-              <w:t>Уметь: конвертировать и оптимизировать модели для развертывания на GPU/CPU</w:t>
+              <w:t>Уметь: проектировать и развёртывать масштабируемые сервисы в Kubernetes</w:t>
             </w:r>
           </w:p>
         </w:tc>
@@ -3385,7 +3385,7 @@
               <w:rPr>
                 <w:bCs/>
               </w:rPr>
-              <w:t>ПК-1</w:t>
+              <w:t>ОПК-4</w:t>
             </w:r>
             <w:r/>
             <w:r>
@@ -3416,7 +3416,7 @@
               <w:rPr>
                 <w:bCs/>
               </w:rPr>
-              <w:t>ПК-1.1 Оптимизирует модели CV для работы на edge-устройствах</w:t>
+              <w:t>ОПК-4.1 Проектирует масштабируемые архитектуры</w:t>
             </w:r>
           </w:p>
         </w:tc>
@@ -3436,7 +3436,7 @@
               <w:rPr>
                 <w:bCs/>
               </w:rPr>
-              <w:t>В(ПК-1)</w:t>
+              <w:t>В(ОПК-4)</w:t>
             </w:r>
           </w:p>
         </w:tc>
@@ -3453,7 +3453,7 @@
               <w:rPr>
                 <w:bCs/>
               </w:rPr>
-              <w:t>Владеть: инструментами профилирования производительности CV-систем</w:t>
+              <w:t>Владеть: инструментами мониторинга и управления распределёнными приложениями</w:t>
             </w:r>
           </w:p>
         </w:tc>
@@ -3483,7 +3483,7 @@
               <w:rPr>
                 <w:bCs/>
               </w:rPr>
-              <w:t>ПК-3</w:t>
+              <w:t>ПК-1</w:t>
             </w:r>
             <w:r/>
             <w:r>
@@ -3514,7 +3514,7 @@
               <w:rPr>
                 <w:bCs/>
               </w:rPr>
-              <w:t>ПК-3.1 Формирует и балансирует датасеты для задач CV</w:t>
+              <w:t>ПК-1.1 Оценивает производительность систем</w:t>
             </w:r>
           </w:p>
         </w:tc>
@@ -3534,7 +3534,7 @@
               <w:rPr>
                 <w:bCs/>
               </w:rPr>
-              <w:t>З(ПК-3)</w:t>
+              <w:t>З(ПК-1)</w:t>
             </w:r>
           </w:p>
         </w:tc>
@@ -3551,7 +3551,7 @@
               <w:rPr>
                 <w:bCs/>
               </w:rPr>
-              <w:t>Знать: стратегии аугментации данных; метрики качества mAP, IoU, Dice</w:t>
+              <w:t>Знать: метрики производительности: латентность, пропускная способность, надёжность</w:t>
             </w:r>
           </w:p>
         </w:tc>
@@ -3581,7 +3581,7 @@
               <w:rPr>
                 <w:bCs/>
               </w:rPr>
-              <w:t>ПК-3</w:t>
+              <w:t>ПК-1</w:t>
             </w:r>
             <w:r/>
             <w:r>
@@ -3612,7 +3612,7 @@
               <w:rPr>
                 <w:bCs/>
               </w:rPr>
-              <w:t>ПК-3.1 Формирует и балансирует датасеты для задач CV</w:t>
+              <w:t>ПК-1.1 Оценивает производительность систем</w:t>
             </w:r>
           </w:p>
         </w:tc>
@@ -3632,7 +3632,7 @@
               <w:rPr>
                 <w:bCs/>
               </w:rPr>
-              <w:t>У(ПК-3)</w:t>
+              <w:t>У(ПК-1)</w:t>
             </w:r>
           </w:p>
         </w:tc>
@@ -3649,7 +3649,7 @@
               <w:rPr>
                 <w:bCs/>
               </w:rPr>
-              <w:t>Уметь: собирать и размечать датасеты для детекции и сегментации</w:t>
+              <w:t>Уметь: проводить нагрузочное тестирование распределённых систем</w:t>
             </w:r>
           </w:p>
         </w:tc>
@@ -3679,7 +3679,7 @@
               <w:rPr>
                 <w:bCs/>
               </w:rPr>
-              <w:t>ПК-3</w:t>
+              <w:t>ПК-1</w:t>
             </w:r>
             <w:r/>
             <w:r>
@@ -3710,7 +3710,7 @@
               <w:rPr>
                 <w:bCs/>
               </w:rPr>
-              <w:t>ПК-3.1 Формирует и балансирует датасеты для задач CV</w:t>
+              <w:t>ПК-1.1 Оценивает производительность систем</w:t>
             </w:r>
           </w:p>
         </w:tc>
@@ -3730,7 +3730,7 @@
               <w:rPr>
                 <w:bCs/>
               </w:rPr>
-              <w:t>В(ПК-3)</w:t>
+              <w:t>В(ПК-1)</w:t>
             </w:r>
           </w:p>
         </w:tc>
@@ -3747,7 +3747,7 @@
               <w:rPr>
                 <w:bCs/>
               </w:rPr>
-              <w:t>Владеть: методами оценки и устранения смещений в обучающих выборках</w:t>
+              <w:t>Владеть: методами анализа узких мест и оптимизации производительности</w:t>
             </w:r>
           </w:p>
         </w:tc>
@@ -3772,7 +3772,7 @@
           <w:b/>
           <w:bCs/>
         </w:rPr>
-        <w:t>3. Структура дисциплины </w:t>
+        <w:t xml:space="preserve">3. Структура дисциплины </w:t>
       </w:r>
     </w:p>
     <w:p>
@@ -10796,7 +10796,7 @@
           <w:color w:val="000000"/>
           <w:spacing w:val="-9"/>
         </w:rPr>
-        <w:t>4.1. </w:t>
+        <w:t xml:space="preserve">4.1. </w:t>
       </w:r>
       <w:r>
         <w:rPr>
@@ -11148,7 +11148,7 @@
                 <w:sz w:val="20"/>
                 <w:szCs w:val="20"/>
               </w:rPr>
-              <w:t>Классическая обработка изображений</w:t>
+              <w:t>Архитектуры распределённых систем</w:t>
             </w:r>
           </w:p>
         </w:tc>
@@ -11173,7 +11173,7 @@
                 <w:sz w:val="20"/>
                 <w:szCs w:val="20"/>
               </w:rPr>
-              <w:t>6</w:t>
+              <w:t>7</w:t>
             </w:r>
           </w:p>
         </w:tc>
@@ -11198,6 +11198,56 @@
                 <w:sz w:val="20"/>
                 <w:szCs w:val="20"/>
               </w:rPr>
+              <w:t>3</w:t>
+            </w:r>
+          </w:p>
+        </w:tc>
+        <w:tc>
+          <w:tcPr>
+            <w:tcW w:w="0" w:type="auto"/>
+            <w:vAlign w:val="center"/>
+          </w:tcPr>
+          <w:p>
+            <w:pPr>
+              <w:pStyle w:val="a7"/>
+              <w:jc w:val="center"/>
+              <w:rPr>
+                <w:bCs/>
+                <w:sz w:val="20"/>
+                <w:szCs w:val="20"/>
+              </w:rPr>
+            </w:pPr>
+            <w:r>
+              <w:rPr>
+                <w:bCs/>
+                <w:sz w:val="20"/>
+                <w:szCs w:val="20"/>
+              </w:rPr>
+              <w:t>9</w:t>
+            </w:r>
+          </w:p>
+        </w:tc>
+        <w:tc>
+          <w:tcPr>
+            <w:tcW w:w="0" w:type="auto"/>
+            <w:vAlign w:val="center"/>
+          </w:tcPr>
+          <w:p>
+            <w:pPr>
+              <w:pStyle w:val="a7"/>
+              <w:jc w:val="center"/>
+              <w:rPr>
+                <w:bCs/>
+                <w:sz w:val="20"/>
+                <w:szCs w:val="20"/>
+              </w:rPr>
+            </w:pPr>
+            <w:r>
+              <w:rPr>
+                <w:bCs/>
+                <w:sz w:val="20"/>
+                <w:szCs w:val="20"/>
+              </w:rPr>
               <w:t>4</w:t>
             </w:r>
           </w:p>
@@ -11223,7 +11273,7 @@
                 <w:sz w:val="20"/>
                 <w:szCs w:val="20"/>
               </w:rPr>
-              <w:t>8</w:t>
+              <w:t>18</w:t>
             </w:r>
           </w:p>
         </w:tc>
@@ -11244,85 +11294,39 @@
             </w:pPr>
             <w:r>
               <w:rPr>
-                <w:bCs/>
-                <w:sz w:val="20"/>
-                <w:szCs w:val="20"/>
-              </w:rPr>
-              <w:t>4</w:t>
-            </w:r>
-          </w:p>
-        </w:tc>
-        <w:tc>
-          <w:tcPr>
-            <w:tcW w:w="0" w:type="auto"/>
-            <w:vAlign w:val="center"/>
+                <w:b/>
+                <w:bCs/>
+                <w:sz w:val="20"/>
+                <w:szCs w:val="20"/>
+              </w:rPr>
+              <w:t>34</w:t>
+            </w:r>
+          </w:p>
+        </w:tc>
+        <w:tc>
+          <w:tcPr>
+            <w:tcW w:w="0" w:type="auto"/>
           </w:tcPr>
           <w:p>
             <w:pPr>
               <w:pStyle w:val="a7"/>
-              <w:jc w:val="center"/>
-              <w:rPr>
-                <w:bCs/>
-                <w:sz w:val="20"/>
-                <w:szCs w:val="20"/>
-              </w:rPr>
-            </w:pPr>
-            <w:r>
-              <w:rPr>
-                <w:bCs/>
-                <w:sz w:val="20"/>
-                <w:szCs w:val="20"/>
-              </w:rPr>
-              <w:t>18</w:t>
-            </w:r>
-          </w:p>
-        </w:tc>
-        <w:tc>
-          <w:tcPr>
-            <w:tcW w:w="0" w:type="auto"/>
-            <w:vAlign w:val="center"/>
-          </w:tcPr>
-          <w:p>
-            <w:pPr>
-              <w:pStyle w:val="a7"/>
-              <w:jc w:val="center"/>
-              <w:rPr>
-                <w:bCs/>
-                <w:sz w:val="20"/>
-                <w:szCs w:val="20"/>
-              </w:rPr>
-            </w:pPr>
-            <w:r>
-              <w:rPr>
-                <w:b/>
-                <w:bCs/>
-                <w:sz w:val="20"/>
-                <w:szCs w:val="20"/>
-              </w:rPr>
-              <w:t>34</w:t>
-            </w:r>
-          </w:p>
-        </w:tc>
-        <w:tc>
-          <w:tcPr>
-            <w:tcW w:w="0" w:type="auto"/>
-          </w:tcPr>
-          <w:p>
-            <w:pPr>
-              <w:pStyle w:val="a7"/>
-              <w:rPr>
-                <w:bCs/>
-                <w:sz w:val="20"/>
-                <w:szCs w:val="20"/>
-              </w:rPr>
-            </w:pPr>
-            <w:r>
-              <w:rPr>
-                <w:bCs/>
-                <w:sz w:val="20"/>
-                <w:szCs w:val="20"/>
-              </w:rPr>
-              <w:t>З(УК-1) У(УК-1)</w:t>
+              <w:rPr>
+                <w:bCs/>
+                <w:sz w:val="20"/>
+                <w:szCs w:val="20"/>
+              </w:rPr>
+            </w:pPr>
+            <w:r>
+              <w:rPr>
+                <w:bCs/>
+                <w:sz w:val="20"/>
+                <w:szCs w:val="20"/>
+              </w:rPr>
+              <w:t>З(УК-1)</w:t>
+              <w:br/>
+              <w:t>У(УК-1)</w:t>
+              <w:br/>
+              <w:t>В(ОПК-2)</w:t>
             </w:r>
           </w:p>
         </w:tc>
@@ -11373,7 +11377,7 @@
                 <w:sz w:val="20"/>
                 <w:szCs w:val="20"/>
               </w:rPr>
-              <w:t>Глубокое обучение для анализа изображений</w:t>
+              <w:t>Параллельные вычисления и GPU-программирование</w:t>
             </w:r>
           </w:p>
         </w:tc>
@@ -11398,7 +11402,7 @@
                 <w:sz w:val="20"/>
                 <w:szCs w:val="20"/>
               </w:rPr>
-              <w:t>6</w:t>
+              <w:t>7</w:t>
             </w:r>
           </w:p>
         </w:tc>
@@ -11423,6 +11427,56 @@
                 <w:sz w:val="20"/>
                 <w:szCs w:val="20"/>
               </w:rPr>
+              <w:t>3</w:t>
+            </w:r>
+          </w:p>
+        </w:tc>
+        <w:tc>
+          <w:tcPr>
+            <w:tcW w:w="0" w:type="auto"/>
+            <w:vAlign w:val="center"/>
+          </w:tcPr>
+          <w:p>
+            <w:pPr>
+              <w:pStyle w:val="a7"/>
+              <w:jc w:val="center"/>
+              <w:rPr>
+                <w:bCs/>
+                <w:sz w:val="20"/>
+                <w:szCs w:val="20"/>
+              </w:rPr>
+            </w:pPr>
+            <w:r>
+              <w:rPr>
+                <w:bCs/>
+                <w:sz w:val="20"/>
+                <w:szCs w:val="20"/>
+              </w:rPr>
+              <w:t>9</w:t>
+            </w:r>
+          </w:p>
+        </w:tc>
+        <w:tc>
+          <w:tcPr>
+            <w:tcW w:w="0" w:type="auto"/>
+            <w:vAlign w:val="center"/>
+          </w:tcPr>
+          <w:p>
+            <w:pPr>
+              <w:pStyle w:val="a7"/>
+              <w:jc w:val="center"/>
+              <w:rPr>
+                <w:bCs/>
+                <w:sz w:val="20"/>
+                <w:szCs w:val="20"/>
+              </w:rPr>
+            </w:pPr>
+            <w:r>
+              <w:rPr>
+                <w:bCs/>
+                <w:sz w:val="20"/>
+                <w:szCs w:val="20"/>
+              </w:rPr>
               <w:t>4</w:t>
             </w:r>
           </w:p>
@@ -11448,7 +11502,7 @@
                 <w:sz w:val="20"/>
                 <w:szCs w:val="20"/>
               </w:rPr>
-              <w:t>10</w:t>
+              <w:t>18</w:t>
             </w:r>
           </w:p>
         </w:tc>
@@ -11469,85 +11523,39 @@
             </w:pPr>
             <w:r>
               <w:rPr>
-                <w:bCs/>
-                <w:sz w:val="20"/>
-                <w:szCs w:val="20"/>
-              </w:rPr>
-              <w:t>6</w:t>
-            </w:r>
-          </w:p>
-        </w:tc>
-        <w:tc>
-          <w:tcPr>
-            <w:tcW w:w="0" w:type="auto"/>
-            <w:vAlign w:val="center"/>
+                <w:b/>
+                <w:bCs/>
+                <w:sz w:val="20"/>
+                <w:szCs w:val="20"/>
+              </w:rPr>
+              <w:t>34</w:t>
+            </w:r>
+          </w:p>
+        </w:tc>
+        <w:tc>
+          <w:tcPr>
+            <w:tcW w:w="0" w:type="auto"/>
           </w:tcPr>
           <w:p>
             <w:pPr>
               <w:pStyle w:val="a7"/>
-              <w:jc w:val="center"/>
-              <w:rPr>
-                <w:bCs/>
-                <w:sz w:val="20"/>
-                <w:szCs w:val="20"/>
-              </w:rPr>
-            </w:pPr>
-            <w:r>
-              <w:rPr>
-                <w:bCs/>
-                <w:sz w:val="20"/>
-                <w:szCs w:val="20"/>
-              </w:rPr>
-              <w:t>24</w:t>
-            </w:r>
-          </w:p>
-        </w:tc>
-        <w:tc>
-          <w:tcPr>
-            <w:tcW w:w="0" w:type="auto"/>
-            <w:vAlign w:val="center"/>
-          </w:tcPr>
-          <w:p>
-            <w:pPr>
-              <w:pStyle w:val="a7"/>
-              <w:jc w:val="center"/>
-              <w:rPr>
-                <w:bCs/>
-                <w:sz w:val="20"/>
-                <w:szCs w:val="20"/>
-              </w:rPr>
-            </w:pPr>
-            <w:r>
-              <w:rPr>
-                <w:b/>
-                <w:bCs/>
-                <w:sz w:val="20"/>
-                <w:szCs w:val="20"/>
-              </w:rPr>
-              <w:t>44</w:t>
-            </w:r>
-          </w:p>
-        </w:tc>
-        <w:tc>
-          <w:tcPr>
-            <w:tcW w:w="0" w:type="auto"/>
-          </w:tcPr>
-          <w:p>
-            <w:pPr>
-              <w:pStyle w:val="a7"/>
-              <w:rPr>
-                <w:bCs/>
-                <w:sz w:val="20"/>
-                <w:szCs w:val="20"/>
-              </w:rPr>
-            </w:pPr>
-            <w:r>
-              <w:rPr>
-                <w:bCs/>
-                <w:sz w:val="20"/>
-                <w:szCs w:val="20"/>
-              </w:rPr>
-              <w:t>З(ОПК-2) У(ОПК-2)</w:t>
+              <w:rPr>
+                <w:bCs/>
+                <w:sz w:val="20"/>
+                <w:szCs w:val="20"/>
+              </w:rPr>
+            </w:pPr>
+            <w:r>
+              <w:rPr>
+                <w:bCs/>
+                <w:sz w:val="20"/>
+                <w:szCs w:val="20"/>
+              </w:rPr>
+              <w:t>З(УК-1)</w:t>
+              <w:br/>
+              <w:t>У(УК-1)</w:t>
+              <w:br/>
+              <w:t>В(ОПК-2)</w:t>
             </w:r>
           </w:p>
         </w:tc>
@@ -11598,7 +11606,7 @@
                 <w:sz w:val="20"/>
                 <w:szCs w:val="20"/>
               </w:rPr>
-              <w:t>Детекция и сегментация объектов</w:t>
+              <w:t>Отказоустойчивость и репликация данных</w:t>
             </w:r>
           </w:p>
         </w:tc>
@@ -11623,7 +11631,7 @@
                 <w:sz w:val="20"/>
                 <w:szCs w:val="20"/>
               </w:rPr>
-              <w:t>6</w:t>
+              <w:t>7</w:t>
             </w:r>
           </w:p>
         </w:tc>
@@ -11673,7 +11681,7 @@
                 <w:sz w:val="20"/>
                 <w:szCs w:val="20"/>
               </w:rPr>
-              <w:t>10</w:t>
+              <w:t>9</w:t>
             </w:r>
           </w:p>
         </w:tc>
@@ -11723,7 +11731,7 @@
                 <w:sz w:val="20"/>
                 <w:szCs w:val="20"/>
               </w:rPr>
-              <w:t>22</w:t>
+              <w:t>18</w:t>
             </w:r>
           </w:p>
         </w:tc>
@@ -11749,7 +11757,7 @@
                 <w:sz w:val="20"/>
                 <w:szCs w:val="20"/>
               </w:rPr>
-              <w:t>39</w:t>
+              <w:t>34</w:t>
             </w:r>
           </w:p>
         </w:tc>
@@ -11772,7 +11780,11 @@
                 <w:sz w:val="20"/>
                 <w:szCs w:val="20"/>
               </w:rPr>
-              <w:t>З(ОПК-2) В(ПК-3)</w:t>
+              <w:t>З(УК-1)</w:t>
+              <w:br/>
+              <w:t>У(УК-1)</w:t>
+              <w:br/>
+              <w:t>В(ОПК-2)</w:t>
             </w:r>
           </w:p>
         </w:tc>
@@ -11823,7 +11835,7 @@
                 <w:sz w:val="20"/>
                 <w:szCs w:val="20"/>
               </w:rPr>
-              <w:t>Развертывание CV-систем в продакшен</w:t>
+              <w:t>Микросервисная архитектура и контейнеризация</w:t>
             </w:r>
           </w:p>
         </w:tc>
@@ -11848,7 +11860,7 @@
                 <w:sz w:val="20"/>
                 <w:szCs w:val="20"/>
               </w:rPr>
-              <w:t>6</w:t>
+              <w:t>7</w:t>
             </w:r>
           </w:p>
         </w:tc>
@@ -11873,6 +11885,56 @@
                 <w:sz w:val="20"/>
                 <w:szCs w:val="20"/>
               </w:rPr>
+              <w:t>3</w:t>
+            </w:r>
+          </w:p>
+        </w:tc>
+        <w:tc>
+          <w:tcPr>
+            <w:tcW w:w="0" w:type="auto"/>
+            <w:vAlign w:val="center"/>
+          </w:tcPr>
+          <w:p>
+            <w:pPr>
+              <w:pStyle w:val="a7"/>
+              <w:jc w:val="center"/>
+              <w:rPr>
+                <w:bCs/>
+                <w:sz w:val="20"/>
+                <w:szCs w:val="20"/>
+              </w:rPr>
+            </w:pPr>
+            <w:r>
+              <w:rPr>
+                <w:bCs/>
+                <w:sz w:val="20"/>
+                <w:szCs w:val="20"/>
+              </w:rPr>
+              <w:t>9</w:t>
+            </w:r>
+          </w:p>
+        </w:tc>
+        <w:tc>
+          <w:tcPr>
+            <w:tcW w:w="0" w:type="auto"/>
+            <w:vAlign w:val="center"/>
+          </w:tcPr>
+          <w:p>
+            <w:pPr>
+              <w:pStyle w:val="a7"/>
+              <w:jc w:val="center"/>
+              <w:rPr>
+                <w:bCs/>
+                <w:sz w:val="20"/>
+                <w:szCs w:val="20"/>
+              </w:rPr>
+            </w:pPr>
+            <w:r>
+              <w:rPr>
+                <w:bCs/>
+                <w:sz w:val="20"/>
+                <w:szCs w:val="20"/>
+              </w:rPr>
               <w:t>4</w:t>
             </w:r>
           </w:p>
@@ -11898,7 +11960,7 @@
                 <w:sz w:val="20"/>
                 <w:szCs w:val="20"/>
               </w:rPr>
-              <w:t>8</w:t>
+              <w:t>18</w:t>
             </w:r>
           </w:p>
         </w:tc>
@@ -11919,307 +11981,39 @@
             </w:pPr>
             <w:r>
               <w:rPr>
-                <w:bCs/>
-                <w:sz w:val="20"/>
-                <w:szCs w:val="20"/>
-              </w:rPr>
-              <w:t>4</w:t>
-            </w:r>
-          </w:p>
-        </w:tc>
-        <w:tc>
-          <w:tcPr>
-            <w:tcW w:w="0" w:type="auto"/>
-            <w:vAlign w:val="center"/>
+                <w:b/>
+                <w:bCs/>
+                <w:sz w:val="20"/>
+                <w:szCs w:val="20"/>
+              </w:rPr>
+              <w:t>34</w:t>
+            </w:r>
+          </w:p>
+        </w:tc>
+        <w:tc>
+          <w:tcPr>
+            <w:tcW w:w="0" w:type="auto"/>
           </w:tcPr>
           <w:p>
             <w:pPr>
               <w:pStyle w:val="a7"/>
-              <w:jc w:val="center"/>
-              <w:rPr>
-                <w:bCs/>
-                <w:sz w:val="20"/>
-                <w:szCs w:val="20"/>
-              </w:rPr>
-            </w:pPr>
-            <w:r>
-              <w:rPr>
-                <w:bCs/>
-                <w:sz w:val="20"/>
-                <w:szCs w:val="20"/>
-              </w:rPr>
-              <w:t>20</w:t>
-            </w:r>
-          </w:p>
-        </w:tc>
-        <w:tc>
-          <w:tcPr>
-            <w:tcW w:w="0" w:type="auto"/>
-            <w:vAlign w:val="center"/>
-          </w:tcPr>
-          <w:p>
-            <w:pPr>
-              <w:pStyle w:val="a7"/>
-              <w:jc w:val="center"/>
-              <w:rPr>
-                <w:bCs/>
-                <w:sz w:val="20"/>
-                <w:szCs w:val="20"/>
-              </w:rPr>
-            </w:pPr>
-            <w:r>
-              <w:rPr>
-                <w:b/>
-                <w:bCs/>
-                <w:sz w:val="20"/>
-                <w:szCs w:val="20"/>
-              </w:rPr>
-              <w:t>36</w:t>
-            </w:r>
-          </w:p>
-        </w:tc>
-        <w:tc>
-          <w:tcPr>
-            <w:tcW w:w="0" w:type="auto"/>
-          </w:tcPr>
-          <w:p>
-            <w:pPr>
-              <w:pStyle w:val="a7"/>
-              <w:rPr>
-                <w:bCs/>
-                <w:sz w:val="20"/>
-                <w:szCs w:val="20"/>
-              </w:rPr>
-            </w:pPr>
-            <w:r>
-              <w:rPr>
-                <w:bCs/>
-                <w:sz w:val="20"/>
-                <w:szCs w:val="20"/>
-              </w:rPr>
-              <w:t>У(ПК-1) В(ПК-1)</w:t>
-            </w:r>
-          </w:p>
-        </w:tc>
-      </w:tr>
-      <w:tr>
-        <w:tc>
-          <w:tcPr>
-            <w:tcW w:w="0" w:type="auto"/>
-            <w:vAlign w:val="center"/>
-          </w:tcPr>
-          <w:p>
-            <w:pPr>
-              <w:pStyle w:val="a7"/>
-              <w:jc w:val="center"/>
-              <w:rPr>
-                <w:bCs/>
-                <w:sz w:val="20"/>
-                <w:szCs w:val="20"/>
-              </w:rPr>
-            </w:pPr>
-            <w:r>
-              <w:rPr>
-                <w:bCs/>
-                <w:sz w:val="20"/>
-                <w:szCs w:val="20"/>
-              </w:rPr>
-            </w:r>
-          </w:p>
-        </w:tc>
-        <w:tc>
-          <w:tcPr>
-            <w:tcW w:w="0" w:type="auto"/>
-            <w:vAlign w:val="center"/>
-          </w:tcPr>
-          <w:p>
-            <w:pPr>
-              <w:pStyle w:val="a7"/>
-              <w:rPr>
-                <w:bCs/>
-                <w:sz w:val="20"/>
-                <w:szCs w:val="20"/>
-              </w:rPr>
-            </w:pPr>
-            <w:r>
-              <w:rPr>
-                <w:bCs/>
-                <w:sz w:val="20"/>
-                <w:szCs w:val="20"/>
-              </w:rPr>
-              <w:t>ИТОГО:</w:t>
-            </w:r>
-          </w:p>
-        </w:tc>
-        <w:tc>
-          <w:tcPr>
-            <w:tcW w:w="0" w:type="auto"/>
-            <w:vAlign w:val="center"/>
-          </w:tcPr>
-          <w:p>
-            <w:pPr>
-              <w:pStyle w:val="a7"/>
-              <w:jc w:val="center"/>
-              <w:rPr>
-                <w:bCs/>
-                <w:sz w:val="20"/>
-                <w:szCs w:val="20"/>
-              </w:rPr>
-            </w:pPr>
-            <w:r>
-              <w:rPr>
-                <w:bCs/>
-                <w:sz w:val="20"/>
-                <w:szCs w:val="20"/>
-              </w:rPr>
-            </w:r>
-          </w:p>
-        </w:tc>
-        <w:tc>
-          <w:tcPr>
-            <w:tcW w:w="0" w:type="auto"/>
-            <w:vAlign w:val="center"/>
-          </w:tcPr>
-          <w:p>
-            <w:pPr>
-              <w:pStyle w:val="a7"/>
-              <w:jc w:val="center"/>
-              <w:rPr>
-                <w:bCs/>
-                <w:sz w:val="20"/>
-                <w:szCs w:val="20"/>
-              </w:rPr>
-            </w:pPr>
-            <w:r>
-              <w:rPr>
-                <w:bCs/>
-                <w:sz w:val="20"/>
-                <w:szCs w:val="20"/>
-              </w:rPr>
-              <w:t>15</w:t>
-            </w:r>
-          </w:p>
-        </w:tc>
-        <w:tc>
-          <w:tcPr>
-            <w:tcW w:w="0" w:type="auto"/>
-            <w:vAlign w:val="center"/>
-          </w:tcPr>
-          <w:p>
-            <w:pPr>
-              <w:pStyle w:val="a7"/>
-              <w:jc w:val="center"/>
-              <w:rPr>
-                <w:bCs/>
-                <w:sz w:val="20"/>
-                <w:szCs w:val="20"/>
-              </w:rPr>
-            </w:pPr>
-            <w:r>
-              <w:rPr>
-                <w:bCs/>
-                <w:sz w:val="20"/>
-                <w:szCs w:val="20"/>
-              </w:rPr>
-              <w:t>36</w:t>
-            </w:r>
-          </w:p>
-        </w:tc>
-        <w:tc>
-          <w:tcPr>
-            <w:tcW w:w="0" w:type="auto"/>
-            <w:vAlign w:val="center"/>
-          </w:tcPr>
-          <w:p>
-            <w:pPr>
-              <w:pStyle w:val="a7"/>
-              <w:jc w:val="center"/>
-              <w:rPr>
-                <w:bCs/>
-                <w:sz w:val="20"/>
-                <w:szCs w:val="20"/>
-              </w:rPr>
-            </w:pPr>
-            <w:r>
-              <w:rPr>
-                <w:bCs/>
-                <w:sz w:val="20"/>
-                <w:szCs w:val="20"/>
-              </w:rPr>
-              <w:t>18</w:t>
-            </w:r>
-          </w:p>
-        </w:tc>
-        <w:tc>
-          <w:tcPr>
-            <w:tcW w:w="0" w:type="auto"/>
-            <w:vAlign w:val="center"/>
-          </w:tcPr>
-          <w:p>
-            <w:pPr>
-              <w:pStyle w:val="a7"/>
-              <w:jc w:val="center"/>
-              <w:rPr>
-                <w:bCs/>
-                <w:sz w:val="20"/>
-                <w:szCs w:val="20"/>
-              </w:rPr>
-            </w:pPr>
-            <w:r>
-              <w:rPr>
-                <w:bCs/>
-                <w:sz w:val="20"/>
-                <w:szCs w:val="20"/>
-              </w:rPr>
-              <w:t>84</w:t>
-            </w:r>
-          </w:p>
-        </w:tc>
-        <w:tc>
-          <w:tcPr>
-            <w:tcW w:w="0" w:type="auto"/>
-            <w:vAlign w:val="center"/>
-          </w:tcPr>
-          <w:p>
-            <w:pPr>
-              <w:pStyle w:val="a7"/>
-              <w:jc w:val="center"/>
-              <w:rPr>
-                <w:bCs/>
-                <w:sz w:val="20"/>
-                <w:szCs w:val="20"/>
-              </w:rPr>
-            </w:pPr>
-            <w:r>
-              <w:rPr>
-                <w:b/>
-                <w:bCs/>
-                <w:sz w:val="20"/>
-                <w:szCs w:val="20"/>
-              </w:rPr>
-              <w:t>153</w:t>
-            </w:r>
-          </w:p>
-        </w:tc>
-        <w:tc>
-          <w:tcPr>
-            <w:tcW w:w="0" w:type="auto"/>
-          </w:tcPr>
-          <w:p>
-            <w:pPr>
-              <w:pStyle w:val="a7"/>
-              <w:rPr>
-                <w:bCs/>
-                <w:sz w:val="20"/>
-                <w:szCs w:val="20"/>
-              </w:rPr>
-            </w:pPr>
-            <w:r>
-              <w:rPr>
-                <w:bCs/>
-                <w:sz w:val="20"/>
-                <w:szCs w:val="20"/>
-              </w:rPr>
+              <w:rPr>
+                <w:bCs/>
+                <w:sz w:val="20"/>
+                <w:szCs w:val="20"/>
+              </w:rPr>
+            </w:pPr>
+            <w:r>
+              <w:rPr>
+                <w:bCs/>
+                <w:sz w:val="20"/>
+                <w:szCs w:val="20"/>
+              </w:rPr>
+              <w:t>З(УК-1)</w:t>
+              <w:br/>
+              <w:t>У(УК-1)</w:t>
+              <w:br/>
+              <w:t>В(ОПК-2)</w:t>
             </w:r>
           </w:p>
         </w:tc>
@@ -12610,7 +12404,7 @@
                 <w:sz w:val="20"/>
                 <w:szCs w:val="20"/>
               </w:rPr>
-              <w:t>1</w:t>
+              <w:t>1-Математическая логика</w:t>
             </w:r>
           </w:p>
         </w:tc>
@@ -12639,7 +12433,7 @@
                 <w:sz w:val="20"/>
                 <w:szCs w:val="20"/>
               </w:rPr>
-              <w:t>1-Классическая обработка</w:t>
+              <w:t>Лекция 1. Высказывательная логика: таблицы истинности, нормальные формы</w:t>
             </w:r>
           </w:p>
         </w:tc>
@@ -12671,7 +12465,7 @@
                 <w:sz w:val="20"/>
                 <w:szCs w:val="20"/>
               </w:rPr>
-              <w:t>Лекция 1. Цифровое изображение. Цветовые пространства. Гистограмма</w:t>
+              <w:t>2</w:t>
             </w:r>
           </w:p>
           <w:p>
@@ -12811,7 +12605,7 @@
                 <w:sz w:val="20"/>
                 <w:szCs w:val="20"/>
               </w:rPr>
-              <w:t>2</w:t>
+              <w:t>1-Математическая логика</w:t>
             </w:r>
           </w:p>
         </w:tc>
@@ -12840,7 +12634,7 @@
                 <w:sz w:val="20"/>
                 <w:szCs w:val="20"/>
               </w:rPr>
-              <w:t>1-Классическая обработка</w:t>
+              <w:t>Лекция 2. Логика предикатов: кванторы, интерпретация, вывод</w:t>
             </w:r>
           </w:p>
         </w:tc>
@@ -12872,7 +12666,7 @@
                 <w:sz w:val="20"/>
                 <w:szCs w:val="20"/>
               </w:rPr>
-              <w:t>Лекция 2. Фильтрация изображений. Детекция границ и контуров</w:t>
+              <w:t>2</w:t>
             </w:r>
           </w:p>
           <w:p>
@@ -13012,7 +12806,7 @@
                 <w:sz w:val="20"/>
                 <w:szCs w:val="20"/>
               </w:rPr>
-              <w:t>3</w:t>
+              <w:t>2-Теория множеств и комбинаторика</w:t>
             </w:r>
           </w:p>
         </w:tc>
@@ -13041,7 +12835,7 @@
                 <w:sz w:val="20"/>
                 <w:szCs w:val="20"/>
               </w:rPr>
-              <w:t>2-Глубокое обучение</w:t>
+              <w:t>Лекция 3. Теория множеств: операции, отношения, функции</w:t>
             </w:r>
           </w:p>
         </w:tc>
@@ -13073,7 +12867,7 @@
                 <w:sz w:val="20"/>
                 <w:szCs w:val="20"/>
               </w:rPr>
-              <w:t>Лекция 3. CNN для классификации изображений. ImageNet</w:t>
+              <w:t>2</w:t>
             </w:r>
           </w:p>
           <w:p>
@@ -13213,7 +13007,7 @@
                 <w:sz w:val="20"/>
                 <w:szCs w:val="20"/>
               </w:rPr>
-              <w:t>4</w:t>
+              <w:t>2-Теория множеств и комбинаторика</w:t>
             </w:r>
           </w:p>
         </w:tc>
@@ -13242,7 +13036,7 @@
                 <w:sz w:val="20"/>
                 <w:szCs w:val="20"/>
               </w:rPr>
-              <w:t>2-Глубокое обучение</w:t>
+              <w:t>Лекция 4. Комбинаторика: размещения, сочетания, принцип включений-исключений</w:t>
             </w:r>
           </w:p>
         </w:tc>
@@ -13274,7 +13068,7 @@
                 <w:sz w:val="20"/>
                 <w:szCs w:val="20"/>
               </w:rPr>
-              <w:t>Лекция 4. Современные архитектуры: EfficientNet, ViT</w:t>
+              <w:t>2</w:t>
             </w:r>
           </w:p>
           <w:p>
@@ -13414,7 +13208,7 @@
                 <w:sz w:val="20"/>
                 <w:szCs w:val="20"/>
               </w:rPr>
-              <w:t>5</w:t>
+              <w:t>3-Теория графов</w:t>
             </w:r>
           </w:p>
         </w:tc>
@@ -13443,7 +13237,7 @@
                 <w:sz w:val="20"/>
                 <w:szCs w:val="20"/>
               </w:rPr>
-              <w:t>3-Детекция и сегментация</w:t>
+              <w:t>Лекция 5. Теория графов: виды графов, обходы, деревья</w:t>
             </w:r>
           </w:p>
         </w:tc>
@@ -13475,7 +13269,7 @@
                 <w:sz w:val="20"/>
                 <w:szCs w:val="20"/>
               </w:rPr>
-              <w:t>Лекция 5. Детекция объектов: YOLO v5/v8. Anchor boxes, NMS</w:t>
+              <w:t>2</w:t>
             </w:r>
           </w:p>
           <w:p>
@@ -13615,7 +13409,7 @@
                 <w:sz w:val="20"/>
                 <w:szCs w:val="20"/>
               </w:rPr>
-              <w:t>6</w:t>
+              <w:t>3-Теория графов</w:t>
             </w:r>
           </w:p>
         </w:tc>
@@ -13644,7 +13438,7 @@
                 <w:sz w:val="20"/>
                 <w:szCs w:val="20"/>
               </w:rPr>
-              <w:t>3-Детекция и сегментация</w:t>
+              <w:t>Лекция 6. Задачи на графах: планарность, раскраска, паросочетания</w:t>
             </w:r>
           </w:p>
         </w:tc>
@@ -13676,7 +13470,7 @@
                 <w:sz w:val="20"/>
                 <w:szCs w:val="20"/>
               </w:rPr>
-              <w:t>Лекция 6. Семантическая и экземплярная сегментация. Mask R-CNN</w:t>
+              <w:t>2</w:t>
             </w:r>
           </w:p>
           <w:p>
@@ -13723,7 +13517,7 @@
                 <w:sz w:val="20"/>
                 <w:szCs w:val="20"/>
               </w:rPr>
-              <w:t>1</w:t>
+              <w:t>2</w:t>
             </w:r>
           </w:p>
         </w:tc>
@@ -13816,7 +13610,7 @@
                 <w:sz w:val="20"/>
                 <w:szCs w:val="20"/>
               </w:rPr>
-              <w:t>7</w:t>
+              <w:t>3-Теория графов</w:t>
             </w:r>
           </w:p>
         </w:tc>
@@ -13845,7 +13639,7 @@
                 <w:sz w:val="20"/>
                 <w:szCs w:val="20"/>
               </w:rPr>
-              <w:t>4-Развертывание CV-систем</w:t>
+              <w:t>Лекция 7. Конечные автоматы и формальные языки</w:t>
             </w:r>
           </w:p>
         </w:tc>
@@ -13877,7 +13671,7 @@
                 <w:sz w:val="20"/>
                 <w:szCs w:val="20"/>
               </w:rPr>
-              <w:t>Лекция 7. Оптимизация для вывода: TensorRT, ONNX, квантизация</w:t>
+              <w:t>1</w:t>
             </w:r>
           </w:p>
           <w:p>
@@ -14069,7 +13863,7 @@
               <w:jc w:val="center"/>
             </w:pPr>
             <w:r>
-              <w:t>Номер раздела </w:t>
+              <w:t xml:space="preserve">Номер раздела </w:t>
             </w:r>
           </w:p>
         </w:tc>
@@ -14333,7 +14127,7 @@
                 <w:sz w:val="20"/>
                 <w:szCs w:val="20"/>
               </w:rPr>
-              <w:t>1-Классическая обработка</w:t>
+              <w:t>1-Математическая логика</w:t>
             </w:r>
           </w:p>
         </w:tc>
@@ -14394,7 +14188,7 @@
                 <w:sz w:val="20"/>
                 <w:szCs w:val="20"/>
               </w:rPr>
-              <w:t>Реализация фильтрации и морфологических операций с OpenCV</w:t>
+              <w:t>Построение таблиц истинности и нормальных форм (КНФ, ДНФ)</w:t>
             </w:r>
           </w:p>
           <w:p>
@@ -14533,7 +14327,7 @@
                 <w:sz w:val="20"/>
                 <w:szCs w:val="20"/>
               </w:rPr>
-              <w:t>1-Классическая обработка</w:t>
+              <w:t>1-Математическая логика</w:t>
             </w:r>
           </w:p>
         </w:tc>
@@ -14594,7 +14388,7 @@
                 <w:sz w:val="20"/>
                 <w:szCs w:val="20"/>
               </w:rPr>
-              <w:t>Детекция и распознавание контуров на промышленных изображениях</w:t>
+              <w:t>Операции над множествами. Доказательство теорем о множествах</w:t>
             </w:r>
           </w:p>
           <w:p>
@@ -14733,7 +14527,7 @@
                 <w:sz w:val="20"/>
                 <w:szCs w:val="20"/>
               </w:rPr>
-              <w:t>2-Глубокое обучение</w:t>
+              <w:t>2-Теория множеств и комбинаторика</w:t>
             </w:r>
           </w:p>
         </w:tc>
@@ -14794,7 +14588,7 @@
                 <w:sz w:val="20"/>
                 <w:szCs w:val="20"/>
               </w:rPr>
-              <w:t>Обучение классификатора изображений на датасете CIFAR-100</w:t>
+              <w:t>Решение комбинаторных задач методами подсчёта и производящих функций</w:t>
             </w:r>
           </w:p>
           <w:p>
@@ -14933,7 +14727,7 @@
                 <w:sz w:val="20"/>
                 <w:szCs w:val="20"/>
               </w:rPr>
-              <w:t>3-Детекция и сегментация</w:t>
+              <w:t>2-Теория множеств и комбинаторика</w:t>
             </w:r>
           </w:p>
         </w:tc>
@@ -14994,7 +14788,7 @@
                 <w:sz w:val="20"/>
                 <w:szCs w:val="20"/>
               </w:rPr>
-              <w:t>Обучение YOLOv8 для детекции объектов на собственном датасете</w:t>
+              <w:t>Представление графов: матрицы смежности/инцидентности, алгоритмы обхода</w:t>
             </w:r>
           </w:p>
           <w:p>
@@ -15133,7 +14927,7 @@
                 <w:sz w:val="20"/>
                 <w:szCs w:val="20"/>
               </w:rPr>
-              <w:t>3-Детекция и сегментация</w:t>
+              <w:t>3-Теория графов</w:t>
             </w:r>
           </w:p>
         </w:tc>
@@ -15194,7 +14988,7 @@
                 <w:sz w:val="20"/>
                 <w:szCs w:val="20"/>
               </w:rPr>
-              <w:t>Семантическая сегментация сцен с U-Net на датасете CamVid</w:t>
+              <w:t>Задачи на графах: кратчайший путь, MST, паросочетание</w:t>
             </w:r>
           </w:p>
           <w:p>
@@ -15333,7 +15127,7 @@
                 <w:sz w:val="20"/>
                 <w:szCs w:val="20"/>
               </w:rPr>
-              <w:t>4-Развертывание CV-систем</w:t>
+              <w:t>3-Теория графов</w:t>
             </w:r>
           </w:p>
         </w:tc>
@@ -15394,7 +15188,7 @@
                 <w:sz w:val="20"/>
                 <w:szCs w:val="20"/>
               </w:rPr>
-              <w:t>Конвертация модели в ONNX и оценка скорости вывода</w:t>
+              <w:t>Построение и минимизация конечных автоматов</w:t>
             </w:r>
           </w:p>
           <w:p>
@@ -15563,6 +15357,7 @@
                 <w:sz w:val="20"/>
                 <w:szCs w:val="20"/>
               </w:rPr>
+              <w:t>ИТОГО:</w:t>
             </w:r>
           </w:p>
         </w:tc>
@@ -15593,7 +15388,7 @@
                 <w:sz w:val="20"/>
                 <w:szCs w:val="20"/>
               </w:rPr>
-              <w:t>ИТОГО:</w:t>
+              <w:t>12</w:t>
             </w:r>
           </w:p>
           <w:p>
@@ -15640,7 +15435,7 @@
                 <w:sz w:val="20"/>
                 <w:szCs w:val="20"/>
               </w:rPr>
-              <w:t>12</w:t>
+              <w:t>2</w:t>
             </w:r>
           </w:p>
         </w:tc>
@@ -16032,7 +15827,7 @@
                 <w:sz w:val="20"/>
                 <w:szCs w:val="20"/>
               </w:rPr>
-              <w:t>1-Классическая обработка</w:t>
+              <w:t>1-Математическая логика</w:t>
             </w:r>
           </w:p>
         </w:tc>
@@ -16093,7 +15888,7 @@
                 <w:sz w:val="20"/>
                 <w:szCs w:val="20"/>
               </w:rPr>
-              <w:t>Построение пайплайна предобработки изображений для промышленного контроля качества</w:t>
+              <w:t>Доказательство тождеств и теорем математической логики</w:t>
             </w:r>
           </w:p>
           <w:p>
@@ -16232,7 +16027,7 @@
                 <w:sz w:val="20"/>
                 <w:szCs w:val="20"/>
               </w:rPr>
-              <w:t>2-Глубокое обучение</w:t>
+              <w:t>1-Математическая логика</w:t>
             </w:r>
           </w:p>
         </w:tc>
@@ -16293,7 +16088,7 @@
                 <w:sz w:val="20"/>
                 <w:szCs w:val="20"/>
               </w:rPr>
-              <w:t>Применение Grad-CAM для визуализации признаков CNN</w:t>
+              <w:t>Применение формул комбинаторики к задачам перебора</w:t>
             </w:r>
           </w:p>
           <w:p>
@@ -16432,7 +16227,7 @@
                 <w:sz w:val="20"/>
                 <w:szCs w:val="20"/>
               </w:rPr>
-              <w:t>2-Глубокое обучение</w:t>
+              <w:t>2-Теория множеств и комбинаторика</w:t>
             </w:r>
           </w:p>
         </w:tc>
@@ -16493,7 +16288,7 @@
                 <w:sz w:val="20"/>
                 <w:szCs w:val="20"/>
               </w:rPr>
-              <w:t>Разметка собственного датасета в Label Studio и обучение классификатора</w:t>
+              <w:t>Анализ сложности алгоритмов на графах и комбинаторных задач</w:t>
             </w:r>
           </w:p>
           <w:p>
@@ -16632,7 +16427,7 @@
                 <w:sz w:val="20"/>
                 <w:szCs w:val="20"/>
               </w:rPr>
-              <w:t>3-Детекция и сегментация</w:t>
+              <w:t>3-Теория графов</w:t>
             </w:r>
           </w:p>
         </w:tc>
@@ -16693,7 +16488,7 @@
                 <w:sz w:val="20"/>
                 <w:szCs w:val="20"/>
               </w:rPr>
-              <w:t>Оценка детектора по метрикам mAP@50 и mAP@50:95</w:t>
+              <w:t>Моделирование сбоев в распределённой системе</w:t>
             </w:r>
           </w:p>
           <w:p>
@@ -16832,7 +16627,7 @@
                 <w:sz w:val="20"/>
                 <w:szCs w:val="20"/>
               </w:rPr>
-              <w:t>4-Развертывание CV-систем</w:t>
+              <w:t>3-Теория графов</w:t>
             </w:r>
           </w:p>
         </w:tc>
@@ -16893,7 +16688,7 @@
                 <w:sz w:val="20"/>
                 <w:szCs w:val="20"/>
               </w:rPr>
-              <w:t>Профилирование задержки вывода модели на CPU и GPU</w:t>
+              <w:t>Оркестрация контейнеров: деплой микросервиса в Kubernetes</w:t>
             </w:r>
           </w:p>
           <w:p>
@@ -17032,7 +16827,7 @@
                 <w:sz w:val="20"/>
                 <w:szCs w:val="20"/>
               </w:rPr>
-              <w:t>4-Развертывание CV-систем</w:t>
+              <w:t>3-Теория графов</w:t>
             </w:r>
           </w:p>
         </w:tc>
@@ -17093,7 +16888,7 @@
                 <w:sz w:val="20"/>
                 <w:szCs w:val="20"/>
               </w:rPr>
-              <w:t>Развёртывание CV-сервиса через FastAPI с обработкой видеопотока</w:t>
+              <w:t>Мониторинг распределённых систем: Prometheus и Grafana</w:t>
             </w:r>
           </w:p>
           <w:p>
@@ -17262,6 +17057,7 @@
                 <w:sz w:val="20"/>
                 <w:szCs w:val="20"/>
               </w:rPr>
+              <w:t>ИТОГО:</w:t>
             </w:r>
           </w:p>
         </w:tc>
@@ -17292,7 +17088,7 @@
                 <w:sz w:val="20"/>
                 <w:szCs w:val="20"/>
               </w:rPr>
-              <w:t>ИТОГО:</w:t>
+              <w:t>12</w:t>
             </w:r>
           </w:p>
           <w:p>
@@ -17339,7 +17135,7 @@
                 <w:sz w:val="20"/>
                 <w:szCs w:val="20"/>
               </w:rPr>
-              <w:t>12</w:t>
+              <w:t>2</w:t>
             </w:r>
           </w:p>
         </w:tc>
@@ -17465,7 +17261,7 @@
               <w:jc w:val="center"/>
             </w:pPr>
             <w:r>
-              <w:t>Номер раздела </w:t>
+              <w:t xml:space="preserve">Номер раздела </w:t>
             </w:r>
           </w:p>
         </w:tc>
@@ -17740,7 +17536,7 @@
                 <w:sz w:val="20"/>
                 <w:szCs w:val="20"/>
               </w:rPr>
-              <w:t> </w:t>
+              <w:t xml:space="preserve"> </w:t>
             </w:r>
           </w:p>
         </w:tc>
@@ -17800,7 +17596,7 @@
                 <w:sz w:val="20"/>
                 <w:szCs w:val="20"/>
               </w:rPr>
-              <w:t> </w:t>
+              <w:t xml:space="preserve"> </w:t>
             </w:r>
           </w:p>
         </w:tc>
@@ -17830,7 +17626,7 @@
                 <w:sz w:val="20"/>
                 <w:szCs w:val="20"/>
               </w:rPr>
-              <w:t> </w:t>
+              <w:t xml:space="preserve"> </w:t>
             </w:r>
           </w:p>
         </w:tc>
@@ -17911,7 +17707,7 @@
                 <w:sz w:val="20"/>
                 <w:szCs w:val="20"/>
               </w:rPr>
-              <w:t> </w:t>
+              <w:t xml:space="preserve"> </w:t>
             </w:r>
           </w:p>
         </w:tc>
@@ -17971,7 +17767,7 @@
                 <w:sz w:val="20"/>
                 <w:szCs w:val="20"/>
               </w:rPr>
-              <w:t> </w:t>
+              <w:t xml:space="preserve"> </w:t>
             </w:r>
           </w:p>
         </w:tc>
@@ -18001,7 +17797,7 @@
                 <w:sz w:val="20"/>
                 <w:szCs w:val="20"/>
               </w:rPr>
-              <w:t> </w:t>
+              <w:t xml:space="preserve"> </w:t>
             </w:r>
           </w:p>
         </w:tc>
@@ -18082,7 +17878,7 @@
                 <w:sz w:val="20"/>
                 <w:szCs w:val="20"/>
               </w:rPr>
-              <w:t> </w:t>
+              <w:t xml:space="preserve"> </w:t>
             </w:r>
           </w:p>
         </w:tc>
@@ -18142,7 +17938,7 @@
                 <w:sz w:val="20"/>
                 <w:szCs w:val="20"/>
               </w:rPr>
-              <w:t> </w:t>
+              <w:t xml:space="preserve"> </w:t>
             </w:r>
           </w:p>
         </w:tc>
@@ -18172,7 +17968,7 @@
                 <w:sz w:val="20"/>
                 <w:szCs w:val="20"/>
               </w:rPr>
-              <w:t> </w:t>
+              <w:t xml:space="preserve"> </w:t>
             </w:r>
           </w:p>
         </w:tc>
@@ -18253,7 +18049,7 @@
                 <w:sz w:val="20"/>
                 <w:szCs w:val="20"/>
               </w:rPr>
-              <w:t> </w:t>
+              <w:t xml:space="preserve"> </w:t>
             </w:r>
           </w:p>
         </w:tc>
@@ -18313,7 +18109,7 @@
                 <w:sz w:val="20"/>
                 <w:szCs w:val="20"/>
               </w:rPr>
-              <w:t> </w:t>
+              <w:t xml:space="preserve"> </w:t>
             </w:r>
           </w:p>
         </w:tc>
@@ -18343,7 +18139,7 @@
                 <w:sz w:val="20"/>
                 <w:szCs w:val="20"/>
               </w:rPr>
-              <w:t> </w:t>
+              <w:t xml:space="preserve"> </w:t>
             </w:r>
           </w:p>
         </w:tc>
@@ -18424,7 +18220,7 @@
                 <w:sz w:val="20"/>
                 <w:szCs w:val="20"/>
               </w:rPr>
-              <w:t> </w:t>
+              <w:t xml:space="preserve"> </w:t>
             </w:r>
           </w:p>
         </w:tc>
@@ -18484,7 +18280,7 @@
                 <w:sz w:val="20"/>
                 <w:szCs w:val="20"/>
               </w:rPr>
-              <w:t> </w:t>
+              <w:t xml:space="preserve"> </w:t>
             </w:r>
           </w:p>
         </w:tc>
@@ -18514,7 +18310,7 @@
                 <w:sz w:val="20"/>
                 <w:szCs w:val="20"/>
               </w:rPr>
-              <w:t> </w:t>
+              <w:t xml:space="preserve"> </w:t>
             </w:r>
           </w:p>
         </w:tc>
@@ -18595,7 +18391,7 @@
                 <w:sz w:val="20"/>
                 <w:szCs w:val="20"/>
               </w:rPr>
-              <w:t> </w:t>
+              <w:t xml:space="preserve"> </w:t>
             </w:r>
           </w:p>
         </w:tc>
@@ -18655,7 +18451,7 @@
                 <w:sz w:val="20"/>
                 <w:szCs w:val="20"/>
               </w:rPr>
-              <w:t> </w:t>
+              <w:t xml:space="preserve"> </w:t>
             </w:r>
           </w:p>
         </w:tc>
@@ -18685,7 +18481,7 @@
                 <w:sz w:val="20"/>
                 <w:szCs w:val="20"/>
               </w:rPr>
-              <w:t> </w:t>
+              <w:t xml:space="preserve"> </w:t>
             </w:r>
           </w:p>
         </w:tc>
@@ -18766,7 +18562,7 @@
                 <w:sz w:val="20"/>
                 <w:szCs w:val="20"/>
               </w:rPr>
-              <w:t> </w:t>
+              <w:t xml:space="preserve"> </w:t>
             </w:r>
           </w:p>
         </w:tc>
@@ -18826,7 +18622,7 @@
                 <w:sz w:val="20"/>
                 <w:szCs w:val="20"/>
               </w:rPr>
-              <w:t> </w:t>
+              <w:t xml:space="preserve"> </w:t>
             </w:r>
           </w:p>
         </w:tc>
@@ -18856,7 +18652,7 @@
                 <w:sz w:val="20"/>
                 <w:szCs w:val="20"/>
               </w:rPr>
-              <w:t> </w:t>
+              <w:t xml:space="preserve"> </w:t>
             </w:r>
           </w:p>
         </w:tc>
@@ -18937,7 +18733,7 @@
                 <w:sz w:val="20"/>
                 <w:szCs w:val="20"/>
               </w:rPr>
-              <w:t> </w:t>
+              <w:t xml:space="preserve"> </w:t>
             </w:r>
           </w:p>
         </w:tc>
@@ -18997,7 +18793,7 @@
                 <w:sz w:val="20"/>
                 <w:szCs w:val="20"/>
               </w:rPr>
-              <w:t> </w:t>
+              <w:t xml:space="preserve"> </w:t>
             </w:r>
           </w:p>
         </w:tc>
@@ -19027,7 +18823,7 @@
                 <w:sz w:val="20"/>
                 <w:szCs w:val="20"/>
               </w:rPr>
-              <w:t> </w:t>
+              <w:t xml:space="preserve"> </w:t>
             </w:r>
           </w:p>
         </w:tc>
@@ -19108,7 +18904,7 @@
                 <w:sz w:val="20"/>
                 <w:szCs w:val="20"/>
               </w:rPr>
-              <w:t> </w:t>
+              <w:t xml:space="preserve"> </w:t>
             </w:r>
           </w:p>
         </w:tc>
@@ -19168,7 +18964,7 @@
                 <w:sz w:val="20"/>
                 <w:szCs w:val="20"/>
               </w:rPr>
-              <w:t> </w:t>
+              <w:t xml:space="preserve"> </w:t>
             </w:r>
           </w:p>
         </w:tc>
@@ -19198,7 +18994,7 @@
                 <w:sz w:val="20"/>
                 <w:szCs w:val="20"/>
               </w:rPr>
-              <w:t> </w:t>
+              <w:t xml:space="preserve"> </w:t>
             </w:r>
           </w:p>
         </w:tc>
@@ -19279,7 +19075,7 @@
                 <w:sz w:val="20"/>
                 <w:szCs w:val="20"/>
               </w:rPr>
-              <w:t> </w:t>
+              <w:t xml:space="preserve"> </w:t>
             </w:r>
           </w:p>
         </w:tc>
@@ -19339,7 +19135,7 @@
                 <w:sz w:val="20"/>
                 <w:szCs w:val="20"/>
               </w:rPr>
-              <w:t> </w:t>
+              <w:t xml:space="preserve"> </w:t>
             </w:r>
           </w:p>
         </w:tc>
@@ -19369,7 +19165,7 @@
                 <w:sz w:val="20"/>
                 <w:szCs w:val="20"/>
               </w:rPr>
-              <w:t> </w:t>
+              <w:t xml:space="preserve"> </w:t>
             </w:r>
           </w:p>
         </w:tc>
@@ -19419,7 +19215,7 @@
           <w:iCs/>
           <w:u w:val="single"/>
         </w:rPr>
-        <w:t>Раздел 1. Организация научно-исследовательской работы в России</w:t>
+        <w:t>Раздел 1. Математическая логика</w:t>
       </w:r>
     </w:p>
     <w:p>
@@ -19450,7 +19246,7 @@
           <w:iCs/>
           <w:u w:val="single"/>
         </w:rPr>
-        <w:t>Раздел 2. Этапы научного исследования</w:t>
+        <w:t>Раздел 2. Теория множеств и комбинаторика</w:t>
       </w:r>
     </w:p>
     <w:p>
@@ -19458,7 +19254,7 @@
         <w:widowControl w:val="0"/>
       </w:pPr>
       <w:r>
-        <w:t>Выбор темы исследования </w:t>
+        <w:t xml:space="preserve">Выбор темы исследования </w:t>
       </w:r>
     </w:p>
     <w:p>
@@ -19479,7 +19275,7 @@
           <w:iCs/>
           <w:u w:val="single"/>
         </w:rPr>
-        <w:t>Раздел 3. Методология научных исследований</w:t>
+        <w:t>Раздел 3. Теория графов</w:t>
       </w:r>
     </w:p>
     <w:p>
@@ -19487,7 +19283,7 @@
         <w:widowControl w:val="0"/>
       </w:pPr>
       <w:r>
-        <w:t>Правила оформления научно-исследовательской работы </w:t>
+        <w:t xml:space="preserve">Правила оформления научно-исследовательской работы </w:t>
       </w:r>
     </w:p>
     <w:p>
@@ -19521,7 +19317,7 @@
           <w:color w:val="000000"/>
           <w:spacing w:val="3"/>
         </w:rPr>
-        <w:t>5. Формы текущего контроля успеваемости и проведения промежуточной аттестации </w:t>
+        <w:t xml:space="preserve">5. Формы текущего контроля успеваемости и проведения промежуточной аттестации </w:t>
       </w:r>
     </w:p>
     <w:p>
@@ -19555,7 +19351,7 @@
         <w:rPr>
           <w:b/>
         </w:rPr>
-        <w:t>6. Учебно-методическое и информационное обеспечение дисциплины </w:t>
+        <w:t xml:space="preserve">6. Учебно-методическое и информационное обеспечение дисциплины </w:t>
       </w:r>
     </w:p>
     <w:p>
@@ -19638,7 +19434,7 @@
           <w:bCs/>
           <w:i w:val="0"/>
         </w:rPr>
-        <w:t>Перечень </w:t>
+        <w:t xml:space="preserve">Перечень </w:t>
       </w:r>
       <w:r>
         <w:rPr>
@@ -19653,7 +19449,7 @@
           <w:bCs/>
           <w:i w:val="0"/>
         </w:rPr>
-        <w:t>, рекомендуемых для освоения дисциплины </w:t>
+        <w:t xml:space="preserve">, рекомендуемых для освоения дисциплины </w:t>
       </w:r>
     </w:p>
     <w:p>
@@ -19696,7 +19492,7 @@
               <w:jc w:val="center"/>
             </w:pPr>
             <w:r>
-              <w:t>Названия современных профессиональных баз данных и информационных справочных систем, </w:t>
+              <w:t xml:space="preserve">Названия современных профессиональных баз данных и информационных справочных систем, </w:t>
             </w:r>
           </w:p>
           <w:p>
@@ -19974,7 +19770,7 @@
           <w:i w:val="0"/>
           <w:iCs w:val="0"/>
         </w:rPr>
-        <w:t>7.1. Перечень специальных аудиторий, кабинетов, лабораторий и пр., используемых при реализации дисциплины  с перечнем основного оборудования </w:t>
+        <w:t xml:space="preserve">7.1. Перечень специальных аудиторий, кабинетов, лабораторий и пр., используемых при реализации дисциплины  с перечнем основного оборудования </w:t>
       </w:r>
     </w:p>
     <w:tbl>
@@ -20090,7 +19886,7 @@
                 <w:i w:val="0"/>
                 <w:iCs w:val="0"/>
               </w:rPr>
-              <w:t>Оснащенность помещения </w:t>
+              <w:t xml:space="preserve">Оснащенность помещения </w:t>
             </w:r>
           </w:p>
           <w:p>
@@ -20237,7 +20033,7 @@
                 <w:sz w:val="20"/>
                 <w:szCs w:val="20"/>
               </w:rPr>
-              <w:t>Помещения для хранения и профилактического обслуживания учебного оборудования </w:t>
+              <w:t xml:space="preserve">Помещения для хранения и профилактического обслуживания учебного оборудования </w:t>
             </w:r>
           </w:p>
         </w:tc>
@@ -20727,7 +20523,7 @@
                 <w:sz w:val="20"/>
                 <w:szCs w:val="20"/>
               </w:rPr>
-              <w:t>Компьютер Nettop Pegatron Walle L6 PV D-SUB(1);Настенный экран Master Picture 244x244 MW(1);Проектор Acer ProjectorP1203(1);мультимедиапроектор;Учебно-наглядные пособия по дисциплине,набор демонстрационного  оборудования; Столы, стулья; </w:t>
+              <w:t xml:space="preserve">Компьютер Nettop Pegatron Walle L6 PV D-SUB(1);Настенный экран Master Picture 244x244 MW(1);Проектор Acer ProjectorP1203(1);мультимедиапроектор;Учебно-наглядные пособия по дисциплине,набор демонстрационного  оборудования; Столы, стулья; </w:t>
             </w:r>
           </w:p>
         </w:tc>
@@ -20830,7 +20626,7 @@
                 <w:sz w:val="20"/>
                 <w:szCs w:val="20"/>
               </w:rPr>
-              <w:t>Защитная RFID Система LSG405HF(1);Компьютер i3-3220 K1 BenQ 21,5"(2);Компьютер i3-3240 21.5" Acer(2);Компьютер ПК НИКС\i3-4170\21.5"(1);Компьютер персональный-неттоп Celeron J1900/4Gb(1);Контрольно-кассовая машина Пионер 114Ф с ФН(1);МФУ hp Laser Jet Pro M1132&lt;CE847A&gt;A4(1);Монитор  BENQ E 2210 HDA(1);Монитор  Beng(2);Монитор 21.5 "BenQ GW2265HM(1);Планшет DIGMA EVE 1806, 2GB, 32Gb, Windows 10черный(1);Принтер Laser Jet 1020(1);Сканер Plustek Optic Book 4800(1);Универсальная RFID станция книговыдачи/программирования меток(3);Чековый принтер АТОЛ RP-326-USE черный Rev.6(3);Ящик каталожный 40 ячеек(5);Доступ к электронной информационно-образовательной среде (Корпоративная информационная система УГНТУ); Доступ в интернет; </w:t>
+              <w:t xml:space="preserve">Защитная RFID Система LSG405HF(1);Компьютер i3-3220 K1 BenQ 21,5"(2);Компьютер i3-3240 21.5" Acer(2);Компьютер ПК НИКС\i3-4170\21.5"(1);Компьютер персональный-неттоп Celeron J1900/4Gb(1);Контрольно-кассовая машина Пионер 114Ф с ФН(1);МФУ hp Laser Jet Pro M1132&lt;CE847A&gt;A4(1);Монитор  BENQ E 2210 HDA(1);Монитор  Beng(2);Монитор 21.5 "BenQ GW2265HM(1);Планшет DIGMA EVE 1806, 2GB, 32Gb, Windows 10черный(1);Принтер Laser Jet 1020(1);Сканер Plustek Optic Book 4800(1);Универсальная RFID станция книговыдачи/программирования меток(3);Чековый принтер АТОЛ RP-326-USE черный Rev.6(3);Ящик каталожный 40 ячеек(5);Доступ к электронной информационно-образовательной среде (Корпоративная информационная система УГНТУ); Доступ в интернет; </w:t>
             </w:r>
           </w:p>
         </w:tc>
@@ -20902,14 +20698,14 @@
           <w:i w:val="0"/>
           <w:iCs w:val="0"/>
         </w:rPr>
-        <w:t>7.2. Перечень лицензионного и свободно распространяемого </w:t>
+        <w:t xml:space="preserve">7.2. Перечень лицензионного и свободно распространяемого </w:t>
       </w:r>
       <w:r>
         <w:rPr>
           <w:b/>
           <w:i w:val="0"/>
         </w:rPr>
-        <w:t>программного обеспечения, используемых в учебном процессе при освоении дисциплины </w:t>
+        <w:t xml:space="preserve">программного обеспечения, используемых в учебном процессе при освоении дисциплины </w:t>
       </w:r>
     </w:p>
     <w:p>
@@ -21116,7 +20912,7 @@
                 <w:sz w:val="20"/>
                 <w:szCs w:val="20"/>
               </w:rPr>
-              <w:t>Microsoft Office Professional Plus </w:t>
+              <w:t xml:space="preserve">Microsoft Office Professional Plus </w:t>
             </w:r>
           </w:p>
         </w:tc>
@@ -21312,7 +21108,7 @@
         <w:rPr>
           <w:b/>
         </w:rPr>
-        <w:t>СВЕДЕНИЯ </w:t>
+        <w:t xml:space="preserve">СВЕДЕНИЯ </w:t>
       </w:r>
     </w:p>
     <w:p>
@@ -21356,7 +21152,7 @@
           <w:color w:val="000000"/>
           <w:u w:val="single"/>
         </w:rPr>
-        <w:t>(37895)(38003)Компьютерное зрение</w:t>
+        <w:t>(37895)(38013)Дискретная математика</w:t>
       </w:r>
     </w:p>
     <w:p>
@@ -21380,7 +21176,7 @@
           <w:sz w:val="22"/>
           <w:szCs w:val="22"/>
         </w:rPr>
-        <w:t>Направление подготовки (специальность): </w:t>
+        <w:t xml:space="preserve">Направление подготовки (специальность): </w:t>
       </w:r>
       <w:r>
         <w:rPr>
@@ -21416,7 +21212,7 @@
           <w:sz w:val="22"/>
           <w:szCs w:val="22"/>
         </w:rPr>
-        <w:t>Направленность: </w:t>
+        <w:t xml:space="preserve">Направленность: </w:t>
       </w:r>
       <w:r>
         <w:rPr>
@@ -21452,7 +21248,7 @@
           <w:sz w:val="22"/>
           <w:szCs w:val="22"/>
         </w:rPr>
-        <w:t>Форма обучения: </w:t>
+        <w:t xml:space="preserve">Форма обучения: </w:t>
       </w:r>
       <w:r>
         <w:rPr>
@@ -21478,7 +21274,7 @@
           <w:sz w:val="22"/>
           <w:szCs w:val="22"/>
         </w:rPr>
-        <w:t>Кафедра, обеспечивающая преподавание дисциплины: </w:t>
+        <w:t xml:space="preserve">Кафедра, обеспечивающая преподавание дисциплины: </w:t>
       </w:r>
       <w:r>
         <w:rPr>
@@ -21612,7 +21408,7 @@
               <w:jc w:val="center"/>
             </w:pPr>
             <w:r>
-              <w:t>Адрес нахождения электронного </w:t>
+              <w:t xml:space="preserve">Адрес нахождения электронного </w:t>
             </w:r>
           </w:p>
           <w:p>
@@ -21641,7 +21437,7 @@
               <w:jc w:val="center"/>
             </w:pPr>
             <w:r>
-              <w:t>Коэффициент </w:t>
+              <w:t xml:space="preserve">Коэффициент </w:t>
             </w:r>
           </w:p>
           <w:p>
@@ -22105,52 +21901,50 @@
                 <w:sz w:val="20"/>
                 <w:szCs w:val="20"/>
               </w:rPr>
-              <w:t/>
-            </w:r>
-          </w:p>
-        </w:tc>
-        <w:tc>
-          <w:tcPr>
-            <w:tcW w:w="0" w:type="auto"/>
-          </w:tcPr>
-          <w:p>
-            <w:pPr>
-              <w:jc w:val="center"/>
-              <w:rPr>
-                <w:bCs/>
-                <w:sz w:val="20"/>
-                <w:szCs w:val="20"/>
-              </w:rPr>
-            </w:pPr>
-            <w:r>
-              <w:rPr>
-                <w:bCs/>
-                <w:sz w:val="20"/>
-                <w:szCs w:val="20"/>
-              </w:rPr>
-              <w:t/>
-            </w:r>
-          </w:p>
-        </w:tc>
-        <w:tc>
-          <w:tcPr>
-            <w:tcW w:w="0" w:type="auto"/>
-          </w:tcPr>
-          <w:p>
-            <w:pPr>
-              <w:rPr>
-                <w:bCs/>
-                <w:sz w:val="20"/>
-                <w:szCs w:val="20"/>
-              </w:rPr>
-            </w:pPr>
-            <w:r>
-              <w:rPr>
-                <w:bCs/>
-                <w:sz w:val="20"/>
-                <w:szCs w:val="20"/>
-              </w:rPr>
-              <w:t>Кузнецов, И. Н. Основы научных исследований : учебное пособие для бакалавров / И. Н. Кузнецов. - 5-е изд., пересмотр. - Москва : Издательско-торговая корпорация «Дашков и К°», 2020. - 282 с. - ISBN 978-5-394-03684-2. - Текст : электронный. - URL: https://znanium.com/catalog/product/1093235 (дата обращения: 18.05.2021). – Режим доступа: по подписке.</w:t>
+            </w:r>
+          </w:p>
+        </w:tc>
+        <w:tc>
+          <w:tcPr>
+            <w:tcW w:w="0" w:type="auto"/>
+          </w:tcPr>
+          <w:p>
+            <w:pPr>
+              <w:jc w:val="center"/>
+              <w:rPr>
+                <w:bCs/>
+                <w:sz w:val="20"/>
+                <w:szCs w:val="20"/>
+              </w:rPr>
+            </w:pPr>
+            <w:r>
+              <w:rPr>
+                <w:bCs/>
+                <w:sz w:val="20"/>
+                <w:szCs w:val="20"/>
+              </w:rPr>
+            </w:r>
+          </w:p>
+        </w:tc>
+        <w:tc>
+          <w:tcPr>
+            <w:tcW w:w="0" w:type="auto"/>
+          </w:tcPr>
+          <w:p>
+            <w:pPr>
+              <w:rPr>
+                <w:bCs/>
+                <w:sz w:val="20"/>
+                <w:szCs w:val="20"/>
+              </w:rPr>
+            </w:pPr>
+            <w:r>
+              <w:rPr>
+                <w:bCs/>
+                <w:sz w:val="20"/>
+                <w:szCs w:val="20"/>
+              </w:rPr>
+              <w:t>Новиков, Ф. Дискретная математика / Ф. Новиков. — Санкт-Петербург : Питер, 2018. — 400 с.</w:t>
             </w:r>
           </w:p>
         </w:tc>
@@ -22218,7 +22012,7 @@
                 <w:sz w:val="20"/>
                 <w:szCs w:val="20"/>
               </w:rPr>
-              <w:t> 1.00</w:t>
+              <w:t>1.00</w:t>
             </w:r>
           </w:p>
         </w:tc>
@@ -22271,7 +22065,7 @@
                 <w:sz w:val="20"/>
                 <w:szCs w:val="20"/>
               </w:rPr>
-              <w:t>Для выполнения СРО;Для изучения теории;</w:t>
+              <w:t>Для выполнения СРО;</w:t>
             </w:r>
           </w:p>
         </w:tc>
@@ -22317,52 +22111,50 @@
                 <w:sz w:val="20"/>
                 <w:szCs w:val="20"/>
               </w:rPr>
-              <w:t/>
-            </w:r>
-          </w:p>
-        </w:tc>
-        <w:tc>
-          <w:tcPr>
-            <w:tcW w:w="0" w:type="auto"/>
-          </w:tcPr>
-          <w:p>
-            <w:pPr>
-              <w:jc w:val="center"/>
-              <w:rPr>
-                <w:bCs/>
-                <w:sz w:val="20"/>
-                <w:szCs w:val="20"/>
-              </w:rPr>
-            </w:pPr>
-            <w:r>
-              <w:rPr>
-                <w:bCs/>
-                <w:sz w:val="20"/>
-                <w:szCs w:val="20"/>
-              </w:rPr>
-              <w:t/>
-            </w:r>
-          </w:p>
-        </w:tc>
-        <w:tc>
-          <w:tcPr>
-            <w:tcW w:w="0" w:type="auto"/>
-          </w:tcPr>
-          <w:p>
-            <w:pPr>
-              <w:rPr>
-                <w:bCs/>
-                <w:sz w:val="20"/>
-                <w:szCs w:val="20"/>
-              </w:rPr>
-            </w:pPr>
-            <w:r>
-              <w:rPr>
-                <w:bCs/>
-                <w:sz w:val="20"/>
-                <w:szCs w:val="20"/>
-              </w:rPr>
-              <w:t>Шкляр, М. Ф. Основы научных исследований : учебное пособие для бакалавров / М. Ф. Шкляр. - 7-е изд. — Москва : Издательско-торговая корпорация «Дашков и К°», 2019. - 208 с. - ISBN 978-5-394-03375-9. - Текст : электронный. - URL: https://znanium.com/catalog/product/1093533 (дата обращения: 18.05.2021). – Режим доступа: по подписке.</w:t>
+            </w:r>
+          </w:p>
+        </w:tc>
+        <w:tc>
+          <w:tcPr>
+            <w:tcW w:w="0" w:type="auto"/>
+          </w:tcPr>
+          <w:p>
+            <w:pPr>
+              <w:jc w:val="center"/>
+              <w:rPr>
+                <w:bCs/>
+                <w:sz w:val="20"/>
+                <w:szCs w:val="20"/>
+              </w:rPr>
+            </w:pPr>
+            <w:r>
+              <w:rPr>
+                <w:bCs/>
+                <w:sz w:val="20"/>
+                <w:szCs w:val="20"/>
+              </w:rPr>
+            </w:r>
+          </w:p>
+        </w:tc>
+        <w:tc>
+          <w:tcPr>
+            <w:tcW w:w="0" w:type="auto"/>
+          </w:tcPr>
+          <w:p>
+            <w:pPr>
+              <w:rPr>
+                <w:bCs/>
+                <w:sz w:val="20"/>
+                <w:szCs w:val="20"/>
+              </w:rPr>
+            </w:pPr>
+            <w:r>
+              <w:rPr>
+                <w:bCs/>
+                <w:sz w:val="20"/>
+                <w:szCs w:val="20"/>
+              </w:rPr>
+              <w:t>Клеппман, М. Высоконагруженные приложения: программирование, масштабирование, поддержка / М. Клеппман. — Москва : Питер, 2019. — 640 с.</w:t>
             </w:r>
           </w:p>
         </w:tc>
@@ -22407,7 +22199,7 @@
                 <w:sz w:val="20"/>
                 <w:szCs w:val="20"/>
               </w:rPr>
-              <w:t>http://www.znanium.com</w:t>
+              <w:t>http://e.lanbook.com</w:t>
             </w:r>
           </w:p>
         </w:tc>
@@ -22430,7 +22222,7 @@
                 <w:sz w:val="20"/>
                 <w:szCs w:val="20"/>
               </w:rPr>
-              <w:t> 1.00</w:t>
+              <w:t>1.00</w:t>
             </w:r>
           </w:p>
         </w:tc>
@@ -22529,52 +22321,50 @@
                 <w:sz w:val="20"/>
                 <w:szCs w:val="20"/>
               </w:rPr>
-              <w:t/>
-            </w:r>
-          </w:p>
-        </w:tc>
-        <w:tc>
-          <w:tcPr>
-            <w:tcW w:w="0" w:type="auto"/>
-          </w:tcPr>
-          <w:p>
-            <w:pPr>
-              <w:jc w:val="center"/>
-              <w:rPr>
-                <w:bCs/>
-                <w:sz w:val="20"/>
-                <w:szCs w:val="20"/>
-              </w:rPr>
-            </w:pPr>
-            <w:r>
-              <w:rPr>
-                <w:bCs/>
-                <w:sz w:val="20"/>
-                <w:szCs w:val="20"/>
-              </w:rPr>
-              <w:t/>
-            </w:r>
-          </w:p>
-        </w:tc>
-        <w:tc>
-          <w:tcPr>
-            <w:tcW w:w="0" w:type="auto"/>
-          </w:tcPr>
-          <w:p>
-            <w:pPr>
-              <w:rPr>
-                <w:bCs/>
-                <w:sz w:val="20"/>
-                <w:szCs w:val="20"/>
-              </w:rPr>
-            </w:pPr>
-            <w:r>
-              <w:rPr>
-                <w:bCs/>
-                <w:sz w:val="20"/>
-                <w:szCs w:val="20"/>
-              </w:rPr>
-              <w:t>Рыков, С. П. Основы научных исследований : учебное пособие для вузов / С. П. Рыков. — Санкт-Петербург : Лань, 2021. — 132 с. — ISBN 978-5-8114-5902-5. — Текст : электронный // Лань : электронно-библиотечная система. — URL: https://e.lanbook.com/book/159496 (дата обращения: 09.05.2021). — Режим доступа: для авториз. пользователей.</w:t>
+            </w:r>
+          </w:p>
+        </w:tc>
+        <w:tc>
+          <w:tcPr>
+            <w:tcW w:w="0" w:type="auto"/>
+          </w:tcPr>
+          <w:p>
+            <w:pPr>
+              <w:jc w:val="center"/>
+              <w:rPr>
+                <w:bCs/>
+                <w:sz w:val="20"/>
+                <w:szCs w:val="20"/>
+              </w:rPr>
+            </w:pPr>
+            <w:r>
+              <w:rPr>
+                <w:bCs/>
+                <w:sz w:val="20"/>
+                <w:szCs w:val="20"/>
+              </w:rPr>
+            </w:r>
+          </w:p>
+        </w:tc>
+        <w:tc>
+          <w:tcPr>
+            <w:tcW w:w="0" w:type="auto"/>
+          </w:tcPr>
+          <w:p>
+            <w:pPr>
+              <w:rPr>
+                <w:bCs/>
+                <w:sz w:val="20"/>
+                <w:szCs w:val="20"/>
+              </w:rPr>
+            </w:pPr>
+            <w:r>
+              <w:rPr>
+                <w:bCs/>
+                <w:sz w:val="20"/>
+                <w:szCs w:val="20"/>
+              </w:rPr>
+              <w:t>Хопкрофт, Д. Параллельные и распределённые вычисления / Д. Хопкрофт. — Москва : Вильямс, 2020. — 320 с.</w:t>
             </w:r>
           </w:p>
         </w:tc>
@@ -22619,7 +22409,7 @@
                 <w:sz w:val="20"/>
                 <w:szCs w:val="20"/>
               </w:rPr>
-              <w:t>http://www.e.lanbook.com</w:t>
+              <w:t>http://biblio-online.ru</w:t>
             </w:r>
           </w:p>
         </w:tc>
@@ -22642,1095 +22432,7 @@
                 <w:sz w:val="20"/>
                 <w:szCs w:val="20"/>
               </w:rPr>
-              <w:t> 1.00</w:t>
-            </w:r>
-          </w:p>
-        </w:tc>
-      </w:tr>
-      <w:tr>
-        <w:trPr>
-          <w:cantSplit/>
-          <w:trHeight w:val="211"/>
-          <w:jc w:val="center"/>
-        </w:trPr>
-        <w:tc>
-          <w:tcPr>
-            <w:tcW w:w="0" w:type="auto"/>
-          </w:tcPr>
-          <w:p>
-            <w:pPr>
-              <w:jc w:val="center"/>
-              <w:rPr>
-                <w:bCs/>
-                <w:sz w:val="20"/>
-                <w:szCs w:val="20"/>
-              </w:rPr>
-            </w:pPr>
-            <w:r>
-              <w:rPr>
-                <w:bCs/>
-                <w:sz w:val="20"/>
-                <w:szCs w:val="20"/>
-              </w:rPr>
-              <w:t>Дополнительная литература</w:t>
-            </w:r>
-          </w:p>
-        </w:tc>
-        <w:tc>
-          <w:tcPr>
-            <w:tcW w:w="0" w:type="auto"/>
-          </w:tcPr>
-          <w:p>
-            <w:pPr>
-              <w:jc w:val="center"/>
-              <w:rPr>
-                <w:bCs/>
-                <w:sz w:val="20"/>
-                <w:szCs w:val="20"/>
-              </w:rPr>
-            </w:pPr>
-            <w:r>
-              <w:rPr>
-                <w:bCs/>
-                <w:sz w:val="20"/>
-                <w:szCs w:val="20"/>
-              </w:rPr>
-              <w:t>Для выполнения СРО;Для выполнения практических занятий;</w:t>
-            </w:r>
-          </w:p>
-        </w:tc>
-        <w:tc>
-          <w:tcPr>
-            <w:tcW w:w="0" w:type="auto"/>
-          </w:tcPr>
-          <w:p>
-            <w:pPr>
-              <w:jc w:val="center"/>
-              <w:rPr>
-                <w:bCs/>
-                <w:sz w:val="20"/>
-                <w:szCs w:val="20"/>
-              </w:rPr>
-            </w:pPr>
-            <w:r>
-              <w:rPr>
-                <w:bCs/>
-                <w:sz w:val="20"/>
-                <w:szCs w:val="20"/>
-              </w:rPr>
-              <w:t>7</w:t>
-            </w:r>
-          </w:p>
-        </w:tc>
-        <w:tc>
-          <w:tcPr>
-            <w:tcW w:w="0" w:type="auto"/>
-          </w:tcPr>
-          <w:p>
-            <w:pPr>
-              <w:jc w:val="center"/>
-              <w:rPr>
-                <w:bCs/>
-                <w:sz w:val="20"/>
-                <w:szCs w:val="20"/>
-              </w:rPr>
-            </w:pPr>
-            <w:r>
-              <w:rPr>
-                <w:bCs/>
-                <w:sz w:val="20"/>
-                <w:szCs w:val="20"/>
-              </w:rPr>
-              <w:t/>
-            </w:r>
-          </w:p>
-        </w:tc>
-        <w:tc>
-          <w:tcPr>
-            <w:tcW w:w="0" w:type="auto"/>
-          </w:tcPr>
-          <w:p>
-            <w:pPr>
-              <w:jc w:val="center"/>
-              <w:rPr>
-                <w:bCs/>
-                <w:sz w:val="20"/>
-                <w:szCs w:val="20"/>
-              </w:rPr>
-            </w:pPr>
-            <w:r>
-              <w:rPr>
-                <w:bCs/>
-                <w:sz w:val="20"/>
-                <w:szCs w:val="20"/>
-              </w:rPr>
-              <w:t/>
-            </w:r>
-          </w:p>
-        </w:tc>
-        <w:tc>
-          <w:tcPr>
-            <w:tcW w:w="0" w:type="auto"/>
-          </w:tcPr>
-          <w:p>
-            <w:pPr>
-              <w:rPr>
-                <w:bCs/>
-                <w:sz w:val="20"/>
-                <w:szCs w:val="20"/>
-              </w:rPr>
-            </w:pPr>
-            <w:r>
-              <w:rPr>
-                <w:bCs/>
-                <w:sz w:val="20"/>
-                <w:szCs w:val="20"/>
-              </w:rPr>
-              <w:t>Бойко, Г. М. Математические методы и информационные технологии в научных исследованиях. Практикум : учебное пособие / Г. М. Бойко. - Железногорск : ФГБОУ ВО СПСА ГПС МЧС России, 2021. - 100 с. - Текст : электронный. - URL: https://znanium.com/catalog/product/1354584 (дата обращения: 18.05.2021). – Режим доступа: по подписке.</w:t>
-            </w:r>
-          </w:p>
-        </w:tc>
-        <w:tc>
-          <w:tcPr>
-            <w:tcW w:w="0" w:type="auto"/>
-            <w:shd w:val="clear" w:color="auto" w:fill="auto"/>
-          </w:tcPr>
-          <w:p>
-            <w:pPr>
-              <w:rPr>
-                <w:bCs/>
-                <w:sz w:val="20"/>
-                <w:szCs w:val="20"/>
-              </w:rPr>
-            </w:pPr>
-            <w:r>
-              <w:rPr>
-                <w:bCs/>
-                <w:sz w:val="20"/>
-                <w:szCs w:val="20"/>
-              </w:rPr>
-              <w:t>1</w:t>
-            </w:r>
-          </w:p>
-        </w:tc>
-        <w:tc>
-          <w:tcPr>
-            <w:tcW w:w="0" w:type="auto"/>
-          </w:tcPr>
-          <w:p>
-            <w:pPr>
-              <w:rPr>
-                <w:bCs/>
-                <w:sz w:val="20"/>
-                <w:szCs w:val="20"/>
-              </w:rPr>
-            </w:pPr>
-            <w:r>
-              <w:rPr>
-                <w:bCs/>
-                <w:sz w:val="20"/>
-                <w:szCs w:val="20"/>
-              </w:rPr>
-              <w:t>http://www.znanium.com</w:t>
-            </w:r>
-          </w:p>
-        </w:tc>
-        <w:tc>
-          <w:tcPr>
-            <w:tcW w:w="0" w:type="auto"/>
-            <w:shd w:val="clear" w:color="auto" w:fill="auto"/>
-          </w:tcPr>
-          <w:p>
-            <w:pPr>
-              <w:rPr>
-                <w:bCs/>
-                <w:sz w:val="20"/>
-                <w:szCs w:val="20"/>
-              </w:rPr>
-            </w:pPr>
-            <w:r>
-              <w:rPr>
-                <w:bCs/>
-                <w:sz w:val="20"/>
-                <w:szCs w:val="20"/>
-              </w:rPr>
-              <w:t> 1.00</w:t>
-            </w:r>
-          </w:p>
-        </w:tc>
-      </w:tr>
-      <w:tr>
-        <w:trPr>
-          <w:cantSplit/>
-          <w:trHeight w:val="211"/>
-          <w:jc w:val="center"/>
-        </w:trPr>
-        <w:tc>
-          <w:tcPr>
-            <w:tcW w:w="0" w:type="auto"/>
-          </w:tcPr>
-          <w:p>
-            <w:pPr>
-              <w:jc w:val="center"/>
-              <w:rPr>
-                <w:bCs/>
-                <w:sz w:val="20"/>
-                <w:szCs w:val="20"/>
-              </w:rPr>
-            </w:pPr>
-            <w:r>
-              <w:rPr>
-                <w:bCs/>
-                <w:sz w:val="20"/>
-                <w:szCs w:val="20"/>
-              </w:rPr>
-              <w:t>Дополнительная литература</w:t>
-            </w:r>
-          </w:p>
-        </w:tc>
-        <w:tc>
-          <w:tcPr>
-            <w:tcW w:w="0" w:type="auto"/>
-          </w:tcPr>
-          <w:p>
-            <w:pPr>
-              <w:jc w:val="center"/>
-              <w:rPr>
-                <w:bCs/>
-                <w:sz w:val="20"/>
-                <w:szCs w:val="20"/>
-              </w:rPr>
-            </w:pPr>
-            <w:r>
-              <w:rPr>
-                <w:bCs/>
-                <w:sz w:val="20"/>
-                <w:szCs w:val="20"/>
-              </w:rPr>
-              <w:t>Для выполнения СРО;</w:t>
-            </w:r>
-          </w:p>
-        </w:tc>
-        <w:tc>
-          <w:tcPr>
-            <w:tcW w:w="0" w:type="auto"/>
-          </w:tcPr>
-          <w:p>
-            <w:pPr>
-              <w:jc w:val="center"/>
-              <w:rPr>
-                <w:bCs/>
-                <w:sz w:val="20"/>
-                <w:szCs w:val="20"/>
-              </w:rPr>
-            </w:pPr>
-            <w:r>
-              <w:rPr>
-                <w:bCs/>
-                <w:sz w:val="20"/>
-                <w:szCs w:val="20"/>
-              </w:rPr>
-              <w:t>7</w:t>
-            </w:r>
-          </w:p>
-        </w:tc>
-        <w:tc>
-          <w:tcPr>
-            <w:tcW w:w="0" w:type="auto"/>
-          </w:tcPr>
-          <w:p>
-            <w:pPr>
-              <w:jc w:val="center"/>
-              <w:rPr>
-                <w:bCs/>
-                <w:sz w:val="20"/>
-                <w:szCs w:val="20"/>
-              </w:rPr>
-            </w:pPr>
-            <w:r>
-              <w:rPr>
-                <w:bCs/>
-                <w:sz w:val="20"/>
-                <w:szCs w:val="20"/>
-              </w:rPr>
-              <w:t/>
-            </w:r>
-          </w:p>
-        </w:tc>
-        <w:tc>
-          <w:tcPr>
-            <w:tcW w:w="0" w:type="auto"/>
-          </w:tcPr>
-          <w:p>
-            <w:pPr>
-              <w:jc w:val="center"/>
-              <w:rPr>
-                <w:bCs/>
-                <w:sz w:val="20"/>
-                <w:szCs w:val="20"/>
-              </w:rPr>
-            </w:pPr>
-            <w:r>
-              <w:rPr>
-                <w:bCs/>
-                <w:sz w:val="20"/>
-                <w:szCs w:val="20"/>
-              </w:rPr>
-              <w:t/>
-            </w:r>
-          </w:p>
-        </w:tc>
-        <w:tc>
-          <w:tcPr>
-            <w:tcW w:w="0" w:type="auto"/>
-          </w:tcPr>
-          <w:p>
-            <w:pPr>
-              <w:rPr>
-                <w:bCs/>
-                <w:sz w:val="20"/>
-                <w:szCs w:val="20"/>
-              </w:rPr>
-            </w:pPr>
-            <w:r>
-              <w:rPr>
-                <w:bCs/>
-                <w:sz w:val="20"/>
-                <w:szCs w:val="20"/>
-              </w:rPr>
-              <w:t>Бесшапошникова, В. И. Методологические основы научного исследования. Практикум : учебное пособие / В. И. Бесшапошникова. — Москва : РГУ им. А.Н. Косыгина, [б. г.]. — Часть 1 — 2018. — 120 с. — Текст : электронный // Лань : электронно-библиотечная система. — URL: https://e.lanbook.com/book/128194 (дата обращения: 18.05.2021). — Режим доступа: для авториз. пользователей.</w:t>
-            </w:r>
-          </w:p>
-        </w:tc>
-        <w:tc>
-          <w:tcPr>
-            <w:tcW w:w="0" w:type="auto"/>
-            <w:shd w:val="clear" w:color="auto" w:fill="auto"/>
-          </w:tcPr>
-          <w:p>
-            <w:pPr>
-              <w:rPr>
-                <w:bCs/>
-                <w:sz w:val="20"/>
-                <w:szCs w:val="20"/>
-              </w:rPr>
-            </w:pPr>
-            <w:r>
-              <w:rPr>
-                <w:bCs/>
-                <w:sz w:val="20"/>
-                <w:szCs w:val="20"/>
-              </w:rPr>
-              <w:t>1</w:t>
-            </w:r>
-          </w:p>
-        </w:tc>
-        <w:tc>
-          <w:tcPr>
-            <w:tcW w:w="0" w:type="auto"/>
-          </w:tcPr>
-          <w:p>
-            <w:pPr>
-              <w:rPr>
-                <w:bCs/>
-                <w:sz w:val="20"/>
-                <w:szCs w:val="20"/>
-              </w:rPr>
-            </w:pPr>
-            <w:r>
-              <w:rPr>
-                <w:bCs/>
-                <w:sz w:val="20"/>
-                <w:szCs w:val="20"/>
-              </w:rPr>
-              <w:t>http://www.e.lanbook.com</w:t>
-            </w:r>
-          </w:p>
-        </w:tc>
-        <w:tc>
-          <w:tcPr>
-            <w:tcW w:w="0" w:type="auto"/>
-            <w:shd w:val="clear" w:color="auto" w:fill="auto"/>
-          </w:tcPr>
-          <w:p>
-            <w:pPr>
-              <w:rPr>
-                <w:bCs/>
-                <w:sz w:val="20"/>
-                <w:szCs w:val="20"/>
-              </w:rPr>
-            </w:pPr>
-            <w:r>
-              <w:rPr>
-                <w:bCs/>
-                <w:sz w:val="20"/>
-                <w:szCs w:val="20"/>
-              </w:rPr>
-              <w:t> 1.00</w:t>
-            </w:r>
-          </w:p>
-        </w:tc>
-      </w:tr>
-      <w:tr>
-        <w:trPr>
-          <w:cantSplit/>
-          <w:trHeight w:val="211"/>
-          <w:jc w:val="center"/>
-        </w:trPr>
-        <w:tc>
-          <w:tcPr>
-            <w:tcW w:w="0" w:type="auto"/>
-          </w:tcPr>
-          <w:p>
-            <w:pPr>
-              <w:jc w:val="center"/>
-              <w:rPr>
-                <w:bCs/>
-                <w:sz w:val="20"/>
-                <w:szCs w:val="20"/>
-              </w:rPr>
-            </w:pPr>
-            <w:r>
-              <w:rPr>
-                <w:bCs/>
-                <w:sz w:val="20"/>
-                <w:szCs w:val="20"/>
-              </w:rPr>
-              <w:t>Дополнительная литература</w:t>
-            </w:r>
-          </w:p>
-        </w:tc>
-        <w:tc>
-          <w:tcPr>
-            <w:tcW w:w="0" w:type="auto"/>
-          </w:tcPr>
-          <w:p>
-            <w:pPr>
-              <w:jc w:val="center"/>
-              <w:rPr>
-                <w:bCs/>
-                <w:sz w:val="20"/>
-                <w:szCs w:val="20"/>
-              </w:rPr>
-            </w:pPr>
-            <w:r>
-              <w:rPr>
-                <w:bCs/>
-                <w:sz w:val="20"/>
-                <w:szCs w:val="20"/>
-              </w:rPr>
-              <w:t>Для выполнения практических занятий;</w:t>
-            </w:r>
-          </w:p>
-        </w:tc>
-        <w:tc>
-          <w:tcPr>
-            <w:tcW w:w="0" w:type="auto"/>
-          </w:tcPr>
-          <w:p>
-            <w:pPr>
-              <w:jc w:val="center"/>
-              <w:rPr>
-                <w:bCs/>
-                <w:sz w:val="20"/>
-                <w:szCs w:val="20"/>
-              </w:rPr>
-            </w:pPr>
-            <w:r>
-              <w:rPr>
-                <w:bCs/>
-                <w:sz w:val="20"/>
-                <w:szCs w:val="20"/>
-              </w:rPr>
-              <w:t>7</w:t>
-            </w:r>
-          </w:p>
-        </w:tc>
-        <w:tc>
-          <w:tcPr>
-            <w:tcW w:w="0" w:type="auto"/>
-          </w:tcPr>
-          <w:p>
-            <w:pPr>
-              <w:jc w:val="center"/>
-              <w:rPr>
-                <w:bCs/>
-                <w:sz w:val="20"/>
-                <w:szCs w:val="20"/>
-              </w:rPr>
-            </w:pPr>
-            <w:r>
-              <w:rPr>
-                <w:bCs/>
-                <w:sz w:val="20"/>
-                <w:szCs w:val="20"/>
-              </w:rPr>
-              <w:t/>
-            </w:r>
-          </w:p>
-        </w:tc>
-        <w:tc>
-          <w:tcPr>
-            <w:tcW w:w="0" w:type="auto"/>
-          </w:tcPr>
-          <w:p>
-            <w:pPr>
-              <w:jc w:val="center"/>
-              <w:rPr>
-                <w:bCs/>
-                <w:sz w:val="20"/>
-                <w:szCs w:val="20"/>
-              </w:rPr>
-            </w:pPr>
-            <w:r>
-              <w:rPr>
-                <w:bCs/>
-                <w:sz w:val="20"/>
-                <w:szCs w:val="20"/>
-              </w:rPr>
-              <w:t/>
-            </w:r>
-          </w:p>
-        </w:tc>
-        <w:tc>
-          <w:tcPr>
-            <w:tcW w:w="0" w:type="auto"/>
-          </w:tcPr>
-          <w:p>
-            <w:pPr>
-              <w:rPr>
-                <w:bCs/>
-                <w:sz w:val="20"/>
-                <w:szCs w:val="20"/>
-              </w:rPr>
-            </w:pPr>
-            <w:r>
-              <w:rPr>
-                <w:bCs/>
-                <w:sz w:val="20"/>
-                <w:szCs w:val="20"/>
-              </w:rPr>
-              <w:t>Асхаков, С. И. Основы научных исследований : учебное пособие / С. И. Асхаков. — Карачаевск : КЧГУ, 2020. — 348 с. — Текст : электронный // Лань : электронно-библиотечная система. — URL: https://e.lanbook.com/book/161998 (дата обращения: 18.05.2021). — Режим доступа: для авториз. пользователей.</w:t>
-            </w:r>
-          </w:p>
-        </w:tc>
-        <w:tc>
-          <w:tcPr>
-            <w:tcW w:w="0" w:type="auto"/>
-            <w:shd w:val="clear" w:color="auto" w:fill="auto"/>
-          </w:tcPr>
-          <w:p>
-            <w:pPr>
-              <w:rPr>
-                <w:bCs/>
-                <w:sz w:val="20"/>
-                <w:szCs w:val="20"/>
-              </w:rPr>
-            </w:pPr>
-            <w:r>
-              <w:rPr>
-                <w:bCs/>
-                <w:sz w:val="20"/>
-                <w:szCs w:val="20"/>
-              </w:rPr>
-              <w:t>1</w:t>
-            </w:r>
-          </w:p>
-        </w:tc>
-        <w:tc>
-          <w:tcPr>
-            <w:tcW w:w="0" w:type="auto"/>
-          </w:tcPr>
-          <w:p>
-            <w:pPr>
-              <w:rPr>
-                <w:bCs/>
-                <w:sz w:val="20"/>
-                <w:szCs w:val="20"/>
-              </w:rPr>
-            </w:pPr>
-            <w:r>
-              <w:rPr>
-                <w:bCs/>
-                <w:sz w:val="20"/>
-                <w:szCs w:val="20"/>
-              </w:rPr>
-              <w:t>http://www.e.lanbook.com</w:t>
-            </w:r>
-          </w:p>
-        </w:tc>
-        <w:tc>
-          <w:tcPr>
-            <w:tcW w:w="0" w:type="auto"/>
-            <w:shd w:val="clear" w:color="auto" w:fill="auto"/>
-          </w:tcPr>
-          <w:p>
-            <w:pPr>
-              <w:rPr>
-                <w:bCs/>
-                <w:sz w:val="20"/>
-                <w:szCs w:val="20"/>
-              </w:rPr>
-            </w:pPr>
-            <w:r>
-              <w:rPr>
-                <w:bCs/>
-                <w:sz w:val="20"/>
-                <w:szCs w:val="20"/>
-              </w:rPr>
-              <w:t> 1.00</w:t>
-            </w:r>
-          </w:p>
-        </w:tc>
-      </w:tr>
-      <w:tr>
-        <w:trPr>
-          <w:cantSplit/>
-          <w:trHeight w:val="211"/>
-          <w:jc w:val="center"/>
-        </w:trPr>
-        <w:tc>
-          <w:tcPr>
-            <w:tcW w:w="0" w:type="auto"/>
-          </w:tcPr>
-          <w:p>
-            <w:pPr>
-              <w:jc w:val="center"/>
-              <w:rPr>
-                <w:bCs/>
-                <w:sz w:val="20"/>
-                <w:szCs w:val="20"/>
-              </w:rPr>
-            </w:pPr>
-            <w:r>
-              <w:rPr>
-                <w:bCs/>
-                <w:sz w:val="20"/>
-                <w:szCs w:val="20"/>
-              </w:rPr>
-              <w:t>Дополнительная литература</w:t>
-            </w:r>
-          </w:p>
-        </w:tc>
-        <w:tc>
-          <w:tcPr>
-            <w:tcW w:w="0" w:type="auto"/>
-          </w:tcPr>
-          <w:p>
-            <w:pPr>
-              <w:jc w:val="center"/>
-              <w:rPr>
-                <w:bCs/>
-                <w:sz w:val="20"/>
-                <w:szCs w:val="20"/>
-              </w:rPr>
-            </w:pPr>
-            <w:r>
-              <w:rPr>
-                <w:bCs/>
-                <w:sz w:val="20"/>
-                <w:szCs w:val="20"/>
-              </w:rPr>
-              <w:t>Для выполнения практических занятий;</w:t>
-            </w:r>
-          </w:p>
-        </w:tc>
-        <w:tc>
-          <w:tcPr>
-            <w:tcW w:w="0" w:type="auto"/>
-          </w:tcPr>
-          <w:p>
-            <w:pPr>
-              <w:jc w:val="center"/>
-              <w:rPr>
-                <w:bCs/>
-                <w:sz w:val="20"/>
-                <w:szCs w:val="20"/>
-              </w:rPr>
-            </w:pPr>
-            <w:r>
-              <w:rPr>
-                <w:bCs/>
-                <w:sz w:val="20"/>
-                <w:szCs w:val="20"/>
-              </w:rPr>
-              <w:t>7</w:t>
-            </w:r>
-          </w:p>
-        </w:tc>
-        <w:tc>
-          <w:tcPr>
-            <w:tcW w:w="0" w:type="auto"/>
-          </w:tcPr>
-          <w:p>
-            <w:pPr>
-              <w:jc w:val="center"/>
-              <w:rPr>
-                <w:bCs/>
-                <w:sz w:val="20"/>
-                <w:szCs w:val="20"/>
-              </w:rPr>
-            </w:pPr>
-            <w:r>
-              <w:rPr>
-                <w:bCs/>
-                <w:sz w:val="20"/>
-                <w:szCs w:val="20"/>
-              </w:rPr>
-              <w:t/>
-            </w:r>
-          </w:p>
-        </w:tc>
-        <w:tc>
-          <w:tcPr>
-            <w:tcW w:w="0" w:type="auto"/>
-          </w:tcPr>
-          <w:p>
-            <w:pPr>
-              <w:jc w:val="center"/>
-              <w:rPr>
-                <w:bCs/>
-                <w:sz w:val="20"/>
-                <w:szCs w:val="20"/>
-              </w:rPr>
-            </w:pPr>
-            <w:r>
-              <w:rPr>
-                <w:bCs/>
-                <w:sz w:val="20"/>
-                <w:szCs w:val="20"/>
-              </w:rPr>
-              <w:t/>
-            </w:r>
-          </w:p>
-        </w:tc>
-        <w:tc>
-          <w:tcPr>
-            <w:tcW w:w="0" w:type="auto"/>
-          </w:tcPr>
-          <w:p>
-            <w:pPr>
-              <w:rPr>
-                <w:bCs/>
-                <w:sz w:val="20"/>
-                <w:szCs w:val="20"/>
-              </w:rPr>
-            </w:pPr>
-            <w:r>
-              <w:rPr>
-                <w:bCs/>
-                <w:sz w:val="20"/>
-                <w:szCs w:val="20"/>
-              </w:rPr>
-              <w:t>Основы научных исследований : учебное пособие / составители Ю. В. Устинова [и др.]. — Кемерово : КемГУ, 2019. — 112 с. — ISBN 978-5-8353-2426-2. — Текст : электронный // Лань : электронно-библиотечная система. — URL: https://e.lanbook.com/book/134299 (дата обращения: 18.05.2021). — Режим доступа: для авториз. пользователей.</w:t>
-            </w:r>
-          </w:p>
-        </w:tc>
-        <w:tc>
-          <w:tcPr>
-            <w:tcW w:w="0" w:type="auto"/>
-            <w:shd w:val="clear" w:color="auto" w:fill="auto"/>
-          </w:tcPr>
-          <w:p>
-            <w:pPr>
-              <w:rPr>
-                <w:bCs/>
-                <w:sz w:val="20"/>
-                <w:szCs w:val="20"/>
-              </w:rPr>
-            </w:pPr>
-            <w:r>
-              <w:rPr>
-                <w:bCs/>
-                <w:sz w:val="20"/>
-                <w:szCs w:val="20"/>
-              </w:rPr>
-              <w:t>1</w:t>
-            </w:r>
-          </w:p>
-        </w:tc>
-        <w:tc>
-          <w:tcPr>
-            <w:tcW w:w="0" w:type="auto"/>
-          </w:tcPr>
-          <w:p>
-            <w:pPr>
-              <w:rPr>
-                <w:bCs/>
-                <w:sz w:val="20"/>
-                <w:szCs w:val="20"/>
-              </w:rPr>
-            </w:pPr>
-            <w:r>
-              <w:rPr>
-                <w:bCs/>
-                <w:sz w:val="20"/>
-                <w:szCs w:val="20"/>
-              </w:rPr>
-              <w:t>http://www.e.lanbook.com</w:t>
-            </w:r>
-          </w:p>
-        </w:tc>
-        <w:tc>
-          <w:tcPr>
-            <w:tcW w:w="0" w:type="auto"/>
-            <w:shd w:val="clear" w:color="auto" w:fill="auto"/>
-          </w:tcPr>
-          <w:p>
-            <w:pPr>
-              <w:rPr>
-                <w:bCs/>
-                <w:sz w:val="20"/>
-                <w:szCs w:val="20"/>
-              </w:rPr>
-            </w:pPr>
-            <w:r>
-              <w:rPr>
-                <w:bCs/>
-                <w:sz w:val="20"/>
-                <w:szCs w:val="20"/>
-              </w:rPr>
-              <w:t> 1.00</w:t>
-            </w:r>
-          </w:p>
-        </w:tc>
-      </w:tr>
-      <w:tr>
-        <w:trPr>
-          <w:cantSplit/>
-          <w:trHeight w:val="211"/>
-          <w:jc w:val="center"/>
-        </w:trPr>
-        <w:tc>
-          <w:tcPr>
-            <w:tcW w:w="0" w:type="auto"/>
-          </w:tcPr>
-          <w:p>
-            <w:pPr>
-              <w:jc w:val="center"/>
-              <w:rPr>
-                <w:bCs/>
-                <w:sz w:val="20"/>
-                <w:szCs w:val="20"/>
-              </w:rPr>
-            </w:pPr>
-            <w:r>
-              <w:rPr>
-                <w:bCs/>
-                <w:sz w:val="20"/>
-                <w:szCs w:val="20"/>
-              </w:rPr>
-              <w:t>Дополнительная литература</w:t>
-            </w:r>
-          </w:p>
-        </w:tc>
-        <w:tc>
-          <w:tcPr>
-            <w:tcW w:w="0" w:type="auto"/>
-          </w:tcPr>
-          <w:p>
-            <w:pPr>
-              <w:jc w:val="center"/>
-              <w:rPr>
-                <w:bCs/>
-                <w:sz w:val="20"/>
-                <w:szCs w:val="20"/>
-              </w:rPr>
-            </w:pPr>
-            <w:r>
-              <w:rPr>
-                <w:bCs/>
-                <w:sz w:val="20"/>
-                <w:szCs w:val="20"/>
-              </w:rPr>
-              <w:t>Для выполнения СРО;</w:t>
-            </w:r>
-          </w:p>
-        </w:tc>
-        <w:tc>
-          <w:tcPr>
-            <w:tcW w:w="0" w:type="auto"/>
-          </w:tcPr>
-          <w:p>
-            <w:pPr>
-              <w:jc w:val="center"/>
-              <w:rPr>
-                <w:bCs/>
-                <w:sz w:val="20"/>
-                <w:szCs w:val="20"/>
-              </w:rPr>
-            </w:pPr>
-            <w:r>
-              <w:rPr>
-                <w:bCs/>
-                <w:sz w:val="20"/>
-                <w:szCs w:val="20"/>
-              </w:rPr>
-              <w:t>7</w:t>
-            </w:r>
-          </w:p>
-        </w:tc>
-        <w:tc>
-          <w:tcPr>
-            <w:tcW w:w="0" w:type="auto"/>
-          </w:tcPr>
-          <w:p>
-            <w:pPr>
-              <w:jc w:val="center"/>
-              <w:rPr>
-                <w:bCs/>
-                <w:sz w:val="20"/>
-                <w:szCs w:val="20"/>
-              </w:rPr>
-            </w:pPr>
-            <w:r>
-              <w:rPr>
-                <w:bCs/>
-                <w:sz w:val="20"/>
-                <w:szCs w:val="20"/>
-              </w:rPr>
-              <w:t/>
-            </w:r>
-          </w:p>
-        </w:tc>
-        <w:tc>
-          <w:tcPr>
-            <w:tcW w:w="0" w:type="auto"/>
-          </w:tcPr>
-          <w:p>
-            <w:pPr>
-              <w:jc w:val="center"/>
-              <w:rPr>
-                <w:bCs/>
-                <w:sz w:val="20"/>
-                <w:szCs w:val="20"/>
-              </w:rPr>
-            </w:pPr>
-            <w:r>
-              <w:rPr>
-                <w:bCs/>
-                <w:sz w:val="20"/>
-                <w:szCs w:val="20"/>
-              </w:rPr>
-              <w:t/>
-            </w:r>
-          </w:p>
-        </w:tc>
-        <w:tc>
-          <w:tcPr>
-            <w:tcW w:w="0" w:type="auto"/>
-          </w:tcPr>
-          <w:p>
-            <w:pPr>
-              <w:rPr>
-                <w:bCs/>
-                <w:sz w:val="20"/>
-                <w:szCs w:val="20"/>
-              </w:rPr>
-            </w:pPr>
-            <w:r>
-              <w:rPr>
-                <w:bCs/>
-                <w:sz w:val="20"/>
-                <w:szCs w:val="20"/>
-              </w:rPr>
-              <w:t>Челноков, М. Б. Основы научного творчества : учебное пособие / М. Б. Челноков. — Санкт-Петербург : Лань, 2020. — 172 с. — ISBN 978-5-8114-3864-8. — Текст : электронный // Лань : электронно-библиотечная система. — URL: https://e.lanbook.com/book/126916 (дата обращения: 20.05.2021). — Режим доступа: для авториз. пользователей.</w:t>
-            </w:r>
-          </w:p>
-        </w:tc>
-        <w:tc>
-          <w:tcPr>
-            <w:tcW w:w="0" w:type="auto"/>
-            <w:shd w:val="clear" w:color="auto" w:fill="auto"/>
-          </w:tcPr>
-          <w:p>
-            <w:pPr>
-              <w:rPr>
-                <w:bCs/>
-                <w:sz w:val="20"/>
-                <w:szCs w:val="20"/>
-              </w:rPr>
-            </w:pPr>
-            <w:r>
-              <w:rPr>
-                <w:bCs/>
-                <w:sz w:val="20"/>
-                <w:szCs w:val="20"/>
-              </w:rPr>
-              <w:t>1</w:t>
-            </w:r>
-          </w:p>
-        </w:tc>
-        <w:tc>
-          <w:tcPr>
-            <w:tcW w:w="0" w:type="auto"/>
-          </w:tcPr>
-          <w:p>
-            <w:pPr>
-              <w:rPr>
-                <w:bCs/>
-                <w:sz w:val="20"/>
-                <w:szCs w:val="20"/>
-              </w:rPr>
-            </w:pPr>
-            <w:r>
-              <w:rPr>
-                <w:bCs/>
-                <w:sz w:val="20"/>
-                <w:szCs w:val="20"/>
-              </w:rPr>
-              <w:t>http://www.e.lanbook.com</w:t>
-            </w:r>
-          </w:p>
-        </w:tc>
-        <w:tc>
-          <w:tcPr>
-            <w:tcW w:w="0" w:type="auto"/>
-            <w:shd w:val="clear" w:color="auto" w:fill="auto"/>
-          </w:tcPr>
-          <w:p>
-            <w:pPr>
-              <w:rPr>
-                <w:bCs/>
-                <w:sz w:val="20"/>
-                <w:szCs w:val="20"/>
-              </w:rPr>
-            </w:pPr>
-            <w:r>
-              <w:rPr>
-                <w:bCs/>
-                <w:sz w:val="20"/>
-                <w:szCs w:val="20"/>
-              </w:rPr>
-              <w:t> 1.00</w:t>
-            </w:r>
-          </w:p>
-        </w:tc>
-      </w:tr>
-      <w:tr>
-        <w:trPr>
-          <w:cantSplit/>
-          <w:trHeight w:val="211"/>
-          <w:jc w:val="center"/>
-        </w:trPr>
-        <w:tc>
-          <w:tcPr>
-            <w:tcW w:w="0" w:type="auto"/>
-            <w:gridSpan w:val="9"/>
-          </w:tcPr>
-          <w:p>
-            <w:pPr>
-              <w:rPr>
-                <w:sz w:val="18"/>
-                <w:szCs w:val="18"/>
-              </w:rPr>
-            </w:pPr>
-            <w:r>
-              <w:rPr>
-                <w:sz w:val="18"/>
-                <w:szCs w:val="18"/>
-              </w:rPr>
-              <w:t>Примечание – Графы 1-5,8 заполняются кафедрой, графы 7 и 9 - библиотекой</w:t>
+              <w:t>0.50</w:t>
             </w:r>
           </w:p>
         </w:tc>
@@ -23741,7 +22443,7 @@
         <w:spacing w:before="120"/>
       </w:pPr>
       <w:r>
-        <w:t>Составил: </w:t>
+        <w:t xml:space="preserve">Составил: </w:t>
       </w:r>
     </w:p>
     <w:tbl>
@@ -23788,7 +22490,7 @@
     <w:p/>
     <w:p>
       <w:r>
-        <w:t>Год приема </w:t>
+        <w:t xml:space="preserve">Год приема </w:t>
       </w:r>
       <w:r>
         <w:rPr>
@@ -23797,7 +22499,7 @@
         <w:t>2022</w:t>
       </w:r>
       <w:r>
-        <w:t> г.</w:t>
+        <w:t xml:space="preserve"> г.</w:t>
       </w:r>
     </w:p>
     <w:p>
@@ -23833,7 +22535,7 @@
         <w:rPr>
           <w:b/>
         </w:rPr>
-        <w:t>СВЕДЕНИЯ </w:t>
+        <w:t xml:space="preserve">СВЕДЕНИЯ </w:t>
       </w:r>
     </w:p>
     <w:p>
@@ -23893,7 +22595,7 @@
           <w:color w:val="000000"/>
           <w:u w:val="single"/>
         </w:rPr>
-        <w:t>(38003)Компьютерное зрение</w:t>
+        <w:t>(38013)Дискретная математика</w:t>
       </w:r>
     </w:p>
     <w:p>
@@ -23917,7 +22619,7 @@
           <w:sz w:val="22"/>
           <w:szCs w:val="22"/>
         </w:rPr>
-        <w:t>Направление подготовки (специальность): </w:t>
+        <w:t xml:space="preserve">Направление подготовки (специальность): </w:t>
       </w:r>
       <w:r>
         <w:rPr>
@@ -23953,7 +22655,7 @@
           <w:sz w:val="22"/>
           <w:szCs w:val="22"/>
         </w:rPr>
-        <w:t>Направленность </w:t>
+        <w:t xml:space="preserve">Направленность </w:t>
       </w:r>
       <w:r>
         <w:rPr>
@@ -23989,7 +22691,7 @@
           <w:sz w:val="22"/>
           <w:szCs w:val="22"/>
         </w:rPr>
-        <w:t>Форма обучения </w:t>
+        <w:t xml:space="preserve">Форма обучения </w:t>
       </w:r>
       <w:r>
         <w:rPr>
@@ -24015,7 +22717,7 @@
           <w:sz w:val="22"/>
           <w:szCs w:val="22"/>
         </w:rPr>
-        <w:t>Кафедра, обеспечивающая преподавание дисциплины: </w:t>
+        <w:t xml:space="preserve">Кафедра, обеспечивающая преподавание дисциплины: </w:t>
       </w:r>
       <w:r>
         <w:rPr>
@@ -24141,7 +22843,7 @@
               <w:jc w:val="center"/>
             </w:pPr>
             <w:r>
-              <w:t>Адрес нахождения электронного </w:t>
+              <w:t xml:space="preserve">Адрес нахождения электронного </w:t>
             </w:r>
           </w:p>
           <w:p>
@@ -24170,7 +22872,7 @@
               <w:jc w:val="center"/>
             </w:pPr>
             <w:r>
-              <w:t>Коэффициент </w:t>
+              <w:t xml:space="preserve">Коэффициент </w:t>
             </w:r>
           </w:p>
           <w:p>
@@ -24763,7 +23465,7 @@
                 <w:sz w:val="20"/>
                 <w:szCs w:val="20"/>
               </w:rPr>
-              <w:t> 1.00</w:t>
+              <w:t xml:space="preserve"> 1.00</w:t>
             </w:r>
           </w:p>
         </w:tc>
@@ -24974,7 +23676,7 @@
                 <w:sz w:val="20"/>
                 <w:szCs w:val="20"/>
               </w:rPr>
-              <w:t> 1.00</w:t>
+              <w:t xml:space="preserve"> 1.00</w:t>
             </w:r>
           </w:p>
         </w:tc>
@@ -25037,7 +23739,7 @@
           <w:szCs w:val="16"/>
           <w:u w:val="single"/>
         </w:rPr>
-        <w:t>                                                  наименование </w:t>
+        <w:t xml:space="preserve">                                                  наименование </w:t>
       </w:r>
     </w:p>
     <w:p>
@@ -25088,7 +23790,7 @@
     </w:tbl>
     <w:p>
       <w:r>
-        <w:t>Год приема </w:t>
+        <w:t xml:space="preserve">Год приема </w:t>
       </w:r>
       <w:r>
         <w:rPr>
@@ -25097,7 +23799,7 @@
         <w:t>2022</w:t>
       </w:r>
       <w:r>
-        <w:t> г.</w:t>
+        <w:t xml:space="preserve"> г.</w:t>
       </w:r>
     </w:p>
     <w:p>
@@ -25260,7 +23962,7 @@
         <w:rPr>
           <w:b/>
         </w:rPr>
-        <w:t>(38003)Компьютерное зрение</w:t>
+        <w:t>(38013)Дискретная математика</w:t>
       </w:r>
     </w:p>
     <w:p>
@@ -25301,7 +24003,7 @@
           <w:sz w:val="20"/>
           <w:szCs w:val="20"/>
         </w:rPr>
-        <w:t>Направление подготовки (специальность): </w:t>
+        <w:t xml:space="preserve">Направление подготовки (специальность): </w:t>
       </w:r>
       <w:r>
         <w:rPr>
@@ -25336,7 +24038,7 @@
           <w:sz w:val="20"/>
           <w:szCs w:val="20"/>
         </w:rPr>
-        <w:t>Направленность: </w:t>
+        <w:t xml:space="preserve">Направленность: </w:t>
       </w:r>
       <w:r>
         <w:rPr>
@@ -25365,7 +24067,7 @@
           <w:sz w:val="20"/>
           <w:szCs w:val="20"/>
         </w:rPr>
-        <w:t>Уровень высшего образования: </w:t>
+        <w:t xml:space="preserve">Уровень высшего образования: </w:t>
       </w:r>
       <w:r>
         <w:rPr>
@@ -25400,7 +24102,7 @@
           <w:sz w:val="20"/>
           <w:szCs w:val="20"/>
         </w:rPr>
-        <w:t>Форма обучения: </w:t>
+        <w:t xml:space="preserve">Форма обучения: </w:t>
       </w:r>
       <w:r>
         <w:rPr>
@@ -25426,7 +24128,7 @@
           <w:sz w:val="20"/>
           <w:szCs w:val="20"/>
         </w:rPr>
-        <w:t>Кафедра, обеспечивающая преподавание дисциплины: </w:t>
+        <w:t xml:space="preserve">Кафедра, обеспечивающая преподавание дисциплины: </w:t>
       </w:r>
       <w:r>
         <w:rPr>
@@ -25450,7 +24152,7 @@
           <w:sz w:val="20"/>
           <w:szCs w:val="20"/>
         </w:rPr>
-        <w:t>Трудоемкость дисциплины: </w:t>
+        <w:t xml:space="preserve">Трудоемкость дисциплины: </w:t>
       </w:r>
       <w:r>
         <w:rPr>
@@ -25514,7 +24216,7 @@
           <w:bCs/>
           <w:color w:val="000000"/>
         </w:rPr>
-        <w:t>Уфа </w:t>
+        <w:t xml:space="preserve">Уфа </w:t>
       </w:r>
       <w:r>
         <w:t>2022</w:t>
@@ -25545,16 +24247,16 @@
         <w:rPr>
           <w:bCs/>
         </w:rPr>
-        <w:t>ФОС </w:t>
+        <w:t xml:space="preserve">ФОС </w:t>
       </w:r>
       <w:r>
-        <w:t>по текущей успеваемости и промежуточной аттестации по дисциплине </w:t>
+        <w:t xml:space="preserve">по текущей успеваемости и промежуточной аттестации по дисциплине </w:t>
       </w:r>
       <w:r>
         <w:rPr>
           <w:bCs/>
         </w:rPr>
-        <w:t> разработал (и):</w:t>
+        <w:t xml:space="preserve"> разработал (и):</w:t>
       </w:r>
     </w:p>
     <w:p>
@@ -25707,20 +24409,20 @@
           <w:bCs/>
           <w:i w:val="0"/>
         </w:rPr>
-        <w:t>ФОС </w:t>
+        <w:t xml:space="preserve">ФОС </w:t>
       </w:r>
       <w:r>
         <w:rPr>
           <w:i w:val="0"/>
         </w:rPr>
-        <w:t>по текущей успеваемости и промежуточной аттестации по дисциплине </w:t>
+        <w:t xml:space="preserve">по текущей успеваемости и промежуточной аттестации по дисциплине </w:t>
       </w:r>
       <w:r>
         <w:rPr>
           <w:bCs/>
           <w:i w:val="0"/>
         </w:rPr>
-        <w:t>рассмотрен и одобрен на заседании кафедры Вычислительная техника и инженерная кибернетика (ВТИК);, обеспечивающей </w:t>
+        <w:t xml:space="preserve">рассмотрен и одобрен на заседании кафедры Вычислительная техника и инженерная кибернетика (ВТИК);, обеспечивающей </w:t>
       </w:r>
       <w:r>
         <w:rPr>
@@ -25763,7 +24465,7 @@
         <w:rPr>
           <w:bCs/>
         </w:rPr>
-        <w:t>Заведующий кафедрой Вычислительная техника и инженерная кибернетика (ВТИК); .. </w:t>
+        <w:t xml:space="preserve">Заведующий кафедрой Вычислительная техника и инженерная кибернетика (ВТИК); .. </w:t>
       </w:r>
     </w:p>
     <w:p>
@@ -25835,7 +24537,7 @@
         <w:rPr>
           <w:bCs/>
         </w:rPr>
-        <w:t>Заведующий кафедрой ВТИК .. </w:t>
+        <w:t xml:space="preserve">Заведующий кафедрой ВТИК .. </w:t>
       </w:r>
     </w:p>
     <w:p>
@@ -25876,7 +24578,7 @@
         <w:rPr>
           <w:bCs/>
         </w:rPr>
-        <w:t>Год приема 2022 г. </w:t>
+        <w:t xml:space="preserve">Год приема 2022 г. </w:t>
       </w:r>
     </w:p>
     <w:p>
@@ -25915,7 +24617,7 @@
         <w:t>ФОС</w:t>
       </w:r>
       <w:r>
-        <w:t>по текущей успеваемости и промежуточной аттестации по дисциплине </w:t>
+        <w:t xml:space="preserve">по текущей успеваемости и промежуточной аттестации по дисциплине </w:t>
       </w:r>
     </w:p>
     <w:p>
@@ -25923,16 +24625,16 @@
         <w:jc w:val="both"/>
       </w:pPr>
       <w:r>
-        <w:t>зарегистрирован  </w:t>
+        <w:t xml:space="preserve">зарегистрирован  </w:t>
       </w:r>
       <w:r>
         <w:rPr>
           <w:bCs/>
         </w:rPr>
-        <w:t>08.06.2022 </w:t>
+        <w:t xml:space="preserve">08.06.2022 </w:t>
       </w:r>
       <w:r>
-        <w:t>№ </w:t>
+        <w:t xml:space="preserve">№ </w:t>
       </w:r>
       <w:r>
         <w:rPr>
@@ -25942,7 +24644,7 @@
         <w:t>6</w:t>
       </w:r>
       <w:r>
-        <w:t>   в УРО и внесен в электронную базу данных</w:t>
+        <w:t xml:space="preserve">   в УРО и внесен в электронную базу данных</w:t>
       </w:r>
     </w:p>
     <w:p>
@@ -26076,7 +24778,7 @@
               </w:rPr>
             </w:pPr>
             <w:r>
-              <w:t>Контролируемые разделы (темы) дисциплины </w:t>
+              <w:t xml:space="preserve">Контролируемые разделы (темы) дисциплины </w:t>
             </w:r>
           </w:p>
         </w:tc>
@@ -26136,7 +24838,7 @@
               <w:jc w:val="center"/>
             </w:pPr>
             <w:r>
-              <w:t>Показатели достижения результатов освоения компетенций </w:t>
+              <w:t xml:space="preserve">Показатели достижения результатов освоения компетенций </w:t>
             </w:r>
           </w:p>
         </w:tc>
@@ -26336,7 +25038,7 @@
           </w:tcPr>
           <w:p>
             <w:r>
-              <w:t>Готовит Техническое задание и Акт внедрения по материалам своей выпускной квалификационной работы </w:t>
+              <w:t xml:space="preserve">Готовит Техническое задание и Акт внедрения по материалам своей выпускной квалификационной работы </w:t>
             </w:r>
           </w:p>
         </w:tc>
@@ -26430,7 +25132,7 @@
           </w:tcPr>
           <w:p>
             <w:r>
-              <w:t>Готовит презентацию по материалам своей собственной ВКР бакалавра </w:t>
+              <w:t xml:space="preserve">Готовит презентацию по материалам своей собственной ВКР бакалавра </w:t>
             </w:r>
           </w:p>
         </w:tc>
@@ -26526,7 +25228,7 @@
           </w:tcPr>
           <w:p>
             <w:r>
-              <w:t>Готовит отчеты по выполненным лабораторным работам </w:t>
+              <w:t xml:space="preserve">Готовит отчеты по выполненным лабораторным работам </w:t>
             </w:r>
           </w:p>
         </w:tc>
@@ -26812,7 +25514,7 @@
           </w:tcPr>
           <w:p>
             <w:r>
-              <w:t>Готовит Техническое задание и Акт внедрения по материалам своей выпускной квалификационной работы </w:t>
+              <w:t xml:space="preserve">Готовит Техническое задание и Акт внедрения по материалам своей выпускной квалификационной работы </w:t>
             </w:r>
           </w:p>
         </w:tc>
@@ -27002,7 +25704,7 @@
           </w:tcPr>
           <w:p>
             <w:r>
-              <w:t>Готовит отчеты по выполненным лабораторным работам </w:t>
+              <w:t xml:space="preserve">Готовит отчеты по выполненным лабораторным работам </w:t>
             </w:r>
           </w:p>
         </w:tc>
@@ -27172,7 +25874,7 @@
               <w:jc w:val="center"/>
             </w:pPr>
             <w:r>
-              <w:t>Порядок подготовки научных и научно-педагогических кадров в России </w:t>
+              <w:t xml:space="preserve">Порядок подготовки научных и научно-педагогических кадров в России </w:t>
             </w:r>
           </w:p>
         </w:tc>
@@ -27192,7 +25894,7 @@
           </w:tcPr>
           <w:p>
             <w:r>
-              <w:t>Готовит литературный обзор по материалам своей выпускной квалификационной работы </w:t>
+              <w:t xml:space="preserve">Готовит литературный обзор по материалам своей выпускной квалификационной работы </w:t>
             </w:r>
           </w:p>
         </w:tc>
@@ -27268,7 +25970,7 @@
               <w:jc w:val="center"/>
             </w:pPr>
             <w:r>
-              <w:t>Порядок подготовки научных и научно-педагогических кадров в России </w:t>
+              <w:t xml:space="preserve">Порядок подготовки научных и научно-педагогических кадров в России </w:t>
             </w:r>
           </w:p>
         </w:tc>
@@ -27288,7 +25990,7 @@
           </w:tcPr>
           <w:p>
             <w:r>
-              <w:t>Готовит презентацию, которая будет продемонстрирована членам Государственной экзаменационной комиссии во время защиты своей собственной ВКР бакалавра </w:t>
+              <w:t xml:space="preserve">Готовит презентацию, которая будет продемонстрирована членам Государственной экзаменационной комиссии во время защиты своей собственной ВКР бакалавра </w:t>
             </w:r>
           </w:p>
         </w:tc>
@@ -27364,7 +26066,7 @@
               <w:jc w:val="center"/>
             </w:pPr>
             <w:r>
-              <w:t>Порядок подготовки научных и научно-педагогических кадров в России </w:t>
+              <w:t xml:space="preserve">Порядок подготовки научных и научно-педагогических кадров в России </w:t>
             </w:r>
           </w:p>
         </w:tc>
@@ -27458,7 +26160,7 @@
               <w:jc w:val="center"/>
             </w:pPr>
             <w:r>
-              <w:t>Порядок подготовки научных и научно-педагогических кадров в России </w:t>
+              <w:t xml:space="preserve">Порядок подготовки научных и научно-педагогических кадров в России </w:t>
             </w:r>
           </w:p>
         </w:tc>
@@ -27478,7 +26180,7 @@
           </w:tcPr>
           <w:p>
             <w:r>
-              <w:t>Готовит заявку на регистрацию программы для ЭВМ </w:t>
+              <w:t xml:space="preserve">Готовит заявку на регистрацию программы для ЭВМ </w:t>
             </w:r>
           </w:p>
         </w:tc>
@@ -27552,7 +26254,7 @@
               <w:jc w:val="center"/>
             </w:pPr>
             <w:r>
-              <w:t>Порядок подготовки научных и научно-педагогических кадров в России </w:t>
+              <w:t xml:space="preserve">Порядок подготовки научных и научно-педагогических кадров в России </w:t>
             </w:r>
           </w:p>
         </w:tc>
@@ -27646,7 +26348,7 @@
               <w:jc w:val="center"/>
             </w:pPr>
             <w:r>
-              <w:t>Порядок подготовки научных и научно-педагогических кадров в России </w:t>
+              <w:t xml:space="preserve">Порядок подготовки научных и научно-педагогических кадров в России </w:t>
             </w:r>
           </w:p>
         </w:tc>
@@ -27666,7 +26368,7 @@
           </w:tcPr>
           <w:p>
             <w:r>
-              <w:t>Готовит Техническое задание и Акт внедрения по материалам своей выпускной квалификационной работы </w:t>
+              <w:t xml:space="preserve">Готовит Техническое задание и Акт внедрения по материалам своей выпускной квалификационной работы </w:t>
             </w:r>
           </w:p>
         </w:tc>
@@ -27740,7 +26442,7 @@
               <w:jc w:val="center"/>
             </w:pPr>
             <w:r>
-              <w:t>Порядок подготовки научных и научно-педагогических кадров в России </w:t>
+              <w:t xml:space="preserve">Порядок подготовки научных и научно-педагогических кадров в России </w:t>
             </w:r>
           </w:p>
         </w:tc>
@@ -27854,7 +26556,7 @@
           </w:tcPr>
           <w:p>
             <w:r>
-              <w:t>Разрабатывает структурно-функциональную модель выпускной квалификационной работы бакалавра </w:t>
+              <w:t xml:space="preserve">Разрабатывает структурно-функциональную модель выпускной квалификационной работы бакалавра </w:t>
             </w:r>
           </w:p>
         </w:tc>
@@ -27950,7 +26652,7 @@
           </w:tcPr>
           <w:p>
             <w:r>
-              <w:t>Готовит Техническое задание и Акт внедрения по материалам своей выпускной квалификационной работы </w:t>
+              <w:t xml:space="preserve">Готовит Техническое задание и Акт внедрения по материалам своей выпускной квалификационной работы </w:t>
             </w:r>
           </w:p>
         </w:tc>
@@ -28044,7 +26746,7 @@
           </w:tcPr>
           <w:p>
             <w:r>
-              <w:t>Готовит Техническое задание и Акт внедрения по материалам своей выпускной квалификационной работы </w:t>
+              <w:t xml:space="preserve">Готовит Техническое задание и Акт внедрения по материалам своей выпускной квалификационной работы </w:t>
             </w:r>
           </w:p>
         </w:tc>
@@ -28138,7 +26840,7 @@
           </w:tcPr>
           <w:p>
             <w:r>
-              <w:t>Разрабатывает структурно-функциональную модель выпускной квалификационной работы бакалавра </w:t>
+              <w:t xml:space="preserve">Разрабатывает структурно-функциональную модель выпускной квалификационной работы бакалавра </w:t>
             </w:r>
           </w:p>
         </w:tc>
@@ -28426,7 +27128,7 @@
           </w:tcPr>
           <w:p>
             <w:r>
-              <w:t>Разрабатывает структурно-функциональную модель выпускной квалификационной работы бакалавра </w:t>
+              <w:t xml:space="preserve">Разрабатывает структурно-функциональную модель выпускной квалификационной работы бакалавра </w:t>
             </w:r>
           </w:p>
         </w:tc>
@@ -28522,7 +27224,7 @@
           </w:tcPr>
           <w:p>
             <w:r>
-              <w:t>Строит структурно-функциональную модель выпускной квалификационной работы бакалавра </w:t>
+              <w:t xml:space="preserve">Строит структурно-функциональную модель выпускной квалификационной работы бакалавра </w:t>
             </w:r>
           </w:p>
         </w:tc>
@@ -28618,7 +27320,7 @@
           </w:tcPr>
           <w:p>
             <w:r>
-              <w:t>Строит структурно-функциональную модель выпускной квалификационной работы бакалавра </w:t>
+              <w:t xml:space="preserve">Строит структурно-функциональную модель выпускной квалификационной работы бакалавра </w:t>
             </w:r>
           </w:p>
         </w:tc>
@@ -28714,7 +27416,7 @@
           </w:tcPr>
           <w:p>
             <w:r>
-              <w:t>Выбирает тему магистерской диссертации и научного руководителя, знакомится со списком научных трудов научного руководителя и сформулировать тему магистерской диссертации. </w:t>
+              <w:t xml:space="preserve">Выбирает тему магистерской диссертации и научного руководителя, знакомится со списком научных трудов научного руководителя и сформулировать тему магистерской диссертации. </w:t>
             </w:r>
           </w:p>
         </w:tc>
@@ -28808,7 +27510,7 @@
           </w:tcPr>
           <w:p>
             <w:r>
-              <w:t>Готовит презентацию, которая будет продемонстрирована членам Государственной экзаменационой комиссии во время защиты собственной ВКР бакалавра </w:t>
+              <w:t xml:space="preserve">Готовит презентацию, которая будет продемонстрирована членам Государственной экзаменационой комиссии во время защиты собственной ВКР бакалавра </w:t>
             </w:r>
           </w:p>
         </w:tc>
@@ -29172,7 +27874,7 @@
               <w:jc w:val="center"/>
             </w:pPr>
             <w:r>
-              <w:t>Порядок подготовки научных и научно-педагогических кадров в России </w:t>
+              <w:t xml:space="preserve">Порядок подготовки научных и научно-педагогических кадров в России </w:t>
             </w:r>
           </w:p>
         </w:tc>
@@ -29192,7 +27894,7 @@
           </w:tcPr>
           <w:p>
             <w:r>
-              <w:t>Находит не менее 10 авторефератов кандидатских диссертаций по выбранному паспорту специальности, наиболее близкие к тематике выпускной квалификационной работы </w:t>
+              <w:t xml:space="preserve">Находит не менее 10 авторефератов кандидатских диссертаций по выбранному паспорту специальности, наиболее близкие к тематике выпускной квалификационной работы </w:t>
             </w:r>
           </w:p>
         </w:tc>
@@ -29266,7 +27968,7 @@
               <w:jc w:val="center"/>
             </w:pPr>
             <w:r>
-              <w:t>Порядок подготовки научных и научно-педагогических кадров в России </w:t>
+              <w:t xml:space="preserve">Порядок подготовки научных и научно-педагогических кадров в России </w:t>
             </w:r>
           </w:p>
         </w:tc>
@@ -29286,7 +27988,7 @@
           </w:tcPr>
           <w:p>
             <w:r>
-              <w:t>Готовит презентацию по своей собственной ВКР бакалавра </w:t>
+              <w:t xml:space="preserve">Готовит презентацию по своей собственной ВКР бакалавра </w:t>
             </w:r>
           </w:p>
         </w:tc>
@@ -29362,7 +28064,7 @@
               <w:jc w:val="center"/>
             </w:pPr>
             <w:r>
-              <w:t>Порядок подготовки научных и научно-педагогических кадров в России </w:t>
+              <w:t xml:space="preserve">Порядок подготовки научных и научно-педагогических кадров в России </w:t>
             </w:r>
           </w:p>
         </w:tc>
@@ -29456,7 +28158,7 @@
               <w:jc w:val="center"/>
             </w:pPr>
             <w:r>
-              <w:t>Порядок подготовки научных и научно-педагогических кадров в России </w:t>
+              <w:t xml:space="preserve">Порядок подготовки научных и научно-педагогических кадров в России </w:t>
             </w:r>
           </w:p>
         </w:tc>
@@ -29476,7 +28178,7 @@
           </w:tcPr>
           <w:p>
             <w:r>
-              <w:t>Составляет перечень ключевых слов по тематике ВКР и выбирает паспорт специальности, наиболее близкий тематике выпускной квалификационной работы</w:t>
+              <w:t>Формализует задачи информатики в терминах дискретной математики тематике выпускной квалификационной работы</w:t>
             </w:r>
           </w:p>
         </w:tc>
@@ -29550,7 +28252,7 @@
               <w:jc w:val="center"/>
             </w:pPr>
             <w:r>
-              <w:t>Порядок подготовки научных и научно-педагогических кадров в России </w:t>
+              <w:t xml:space="preserve">Порядок подготовки научных и научно-педагогических кадров в России </w:t>
             </w:r>
           </w:p>
         </w:tc>
@@ -29646,7 +28348,7 @@
               <w:jc w:val="center"/>
             </w:pPr>
             <w:r>
-              <w:t>Порядок подготовки научных и научно-педагогических кадров в России </w:t>
+              <w:t xml:space="preserve">Порядок подготовки научных и научно-педагогических кадров в России </w:t>
             </w:r>
           </w:p>
         </w:tc>
@@ -29666,7 +28368,7 @@
           </w:tcPr>
           <w:p>
             <w:r>
-              <w:t>Готовит Техническое задание и Акт внедрения по материалам своей выпускной квалификационной работы </w:t>
+              <w:t xml:space="preserve">Готовит Техническое задание и Акт внедрения по материалам своей выпускной квалификационной работы </w:t>
             </w:r>
           </w:p>
         </w:tc>
@@ -29740,7 +28442,7 @@
               <w:jc w:val="center"/>
             </w:pPr>
             <w:r>
-              <w:t>Порядок подготовки научных и научно-педагогических кадров в России </w:t>
+              <w:t xml:space="preserve">Порядок подготовки научных и научно-педагогических кадров в России </w:t>
             </w:r>
           </w:p>
         </w:tc>
@@ -29836,7 +28538,7 @@
               <w:jc w:val="center"/>
             </w:pPr>
             <w:r>
-              <w:t>Порядок подготовки научных и научно-педагогических кадров в России </w:t>
+              <w:t xml:space="preserve">Порядок подготовки научных и научно-педагогических кадров в России </w:t>
             </w:r>
           </w:p>
         </w:tc>
@@ -29932,7 +28634,7 @@
               <w:jc w:val="center"/>
             </w:pPr>
             <w:r>
-              <w:t>Порядок подготовки научных и научно-педагогических кадров в России </w:t>
+              <w:t xml:space="preserve">Порядок подготовки научных и научно-педагогических кадров в России </w:t>
             </w:r>
           </w:p>
         </w:tc>
@@ -29952,7 +28654,7 @@
           </w:tcPr>
           <w:p>
             <w:r>
-              <w:t>Готовит презентацию по материалам своей ВКР </w:t>
+              <w:t xml:space="preserve">Готовит презентацию по материалам своей ВКР </w:t>
             </w:r>
           </w:p>
         </w:tc>
@@ -30028,7 +28730,7 @@
               <w:jc w:val="center"/>
             </w:pPr>
             <w:r>
-              <w:t>Порядок подготовки научных и научно-педагогических кадров в России </w:t>
+              <w:t xml:space="preserve">Порядок подготовки научных и научно-педагогических кадров в России </w:t>
             </w:r>
           </w:p>
         </w:tc>
@@ -30124,7 +28826,7 @@
               <w:jc w:val="center"/>
             </w:pPr>
             <w:r>
-              <w:t>Порядок подготовки научных и научно-педагогических кадров в России </w:t>
+              <w:t xml:space="preserve">Порядок подготовки научных и научно-педагогических кадров в России </w:t>
             </w:r>
           </w:p>
         </w:tc>
@@ -30144,7 +28846,7 @@
           </w:tcPr>
           <w:p>
             <w:r>
-              <w:t>Готовит Техническое задание и Акт внедрения по материалам своей выпускной квалификационной работы </w:t>
+              <w:t xml:space="preserve">Готовит Техническое задание и Акт внедрения по материалам своей выпускной квалификационной работы </w:t>
             </w:r>
           </w:p>
         </w:tc>
@@ -30218,7 +28920,7 @@
               <w:jc w:val="center"/>
             </w:pPr>
             <w:r>
-              <w:t>Порядок подготовки научных и научно-педагогических кадров в России </w:t>
+              <w:t xml:space="preserve">Порядок подготовки научных и научно-педагогических кадров в России </w:t>
             </w:r>
           </w:p>
         </w:tc>
@@ -30314,7 +29016,7 @@
               <w:jc w:val="center"/>
             </w:pPr>
             <w:r>
-              <w:t>Порядок подготовки научных и научно-педагогических кадров в России </w:t>
+              <w:t xml:space="preserve">Порядок подготовки научных и научно-педагогических кадров в России </w:t>
             </w:r>
           </w:p>
         </w:tc>
@@ -30408,7 +29110,7 @@
               <w:jc w:val="center"/>
             </w:pPr>
             <w:r>
-              <w:t>Порядок подготовки научных и научно-педагогических кадров в России </w:t>
+              <w:t xml:space="preserve">Порядок подготовки научных и научно-педагогических кадров в России </w:t>
             </w:r>
           </w:p>
         </w:tc>
@@ -30502,7 +29204,7 @@
               <w:jc w:val="center"/>
             </w:pPr>
             <w:r>
-              <w:t>Порядок подготовки научных и научно-педагогических кадров в России </w:t>
+              <w:t xml:space="preserve">Порядок подготовки научных и научно-педагогических кадров в России </w:t>
             </w:r>
           </w:p>
         </w:tc>
@@ -30596,7 +29298,7 @@
               <w:jc w:val="center"/>
             </w:pPr>
             <w:r>
-              <w:t>Порядок подготовки научных и научно-педагогических кадров в России </w:t>
+              <w:t xml:space="preserve">Порядок подготовки научных и научно-педагогических кадров в России </w:t>
             </w:r>
           </w:p>
         </w:tc>
@@ -30616,7 +29318,7 @@
           </w:tcPr>
           <w:p>
             <w:r>
-              <w:t>Готовит презентацию по материалам своей ВКР </w:t>
+              <w:t xml:space="preserve">Готовит презентацию по материалам своей ВКР </w:t>
             </w:r>
           </w:p>
         </w:tc>
@@ -30692,7 +29394,7 @@
               <w:jc w:val="center"/>
             </w:pPr>
             <w:r>
-              <w:t>Порядок подготовки научных и научно-педагогических кадров в России </w:t>
+              <w:t xml:space="preserve">Порядок подготовки научных и научно-педагогических кадров в России </w:t>
             </w:r>
           </w:p>
         </w:tc>
@@ -30786,7 +29488,7 @@
               <w:jc w:val="center"/>
             </w:pPr>
             <w:r>
-              <w:t>Порядок подготовки научных и научно-педагогических кадров в России </w:t>
+              <w:t xml:space="preserve">Порядок подготовки научных и научно-педагогических кадров в России </w:t>
             </w:r>
           </w:p>
         </w:tc>
@@ -30806,7 +29508,7 @@
           </w:tcPr>
           <w:p>
             <w:r>
-              <w:t>Составляет перечень ключевых слов по тематике ВКР и выбирает паспорт специальности, наиболее близкий тематике выпускной квалификационной работы</w:t>
+              <w:t>Формализует задачи информатики в терминах дискретной математики тематике выпускной квалификационной работы</w:t>
             </w:r>
           </w:p>
         </w:tc>
@@ -30880,7 +29582,7 @@
               <w:jc w:val="center"/>
             </w:pPr>
             <w:r>
-              <w:t>Порядок подготовки научных и научно-педагогических кадров в России </w:t>
+              <w:t xml:space="preserve">Порядок подготовки научных и научно-педагогических кадров в России </w:t>
             </w:r>
           </w:p>
         </w:tc>
@@ -30976,7 +29678,7 @@
               <w:jc w:val="center"/>
             </w:pPr>
             <w:r>
-              <w:t>Порядок подготовки научных и научно-педагогических кадров в России </w:t>
+              <w:t xml:space="preserve">Порядок подготовки научных и научно-педагогических кадров в России </w:t>
             </w:r>
           </w:p>
         </w:tc>
@@ -31070,7 +29772,7 @@
               <w:jc w:val="center"/>
             </w:pPr>
             <w:r>
-              <w:t>Порядок подготовки научных и научно-педагогических кадров в России </w:t>
+              <w:t xml:space="preserve">Порядок подготовки научных и научно-педагогических кадров в России </w:t>
             </w:r>
           </w:p>
         </w:tc>
@@ -31184,7 +29886,7 @@
           </w:tcPr>
           <w:p>
             <w:r>
-              <w:t>Строит структурно-функциональную модель выпускной квалификационной работы бакалавра </w:t>
+              <w:t xml:space="preserve">Строит структурно-функциональную модель выпускной квалификационной работы бакалавра </w:t>
             </w:r>
           </w:p>
         </w:tc>
@@ -31280,7 +29982,7 @@
           </w:tcPr>
           <w:p>
             <w:r>
-              <w:t>Выбирает тему магистерской диссертации и научного руководителя, знакомится со списком научных трудов научного руководителя и сформулировать тему магистерской диссертации. </w:t>
+              <w:t xml:space="preserve">Выбирает тему магистерской диссертации и научного руководителя, знакомится со списком научных трудов научного руководителя и сформулировать тему магистерской диссертации. </w:t>
             </w:r>
           </w:p>
         </w:tc>
@@ -31374,7 +30076,7 @@
           </w:tcPr>
           <w:p>
             <w:r>
-              <w:t>Готовит презентацию по материалам своей ВКР </w:t>
+              <w:t xml:space="preserve">Готовит презентацию по материалам своей ВКР </w:t>
             </w:r>
           </w:p>
         </w:tc>
@@ -31470,7 +30172,7 @@
           </w:tcPr>
           <w:p>
             <w:r>
-              <w:t>Готовит презентацию, которая будет продемонстрирована членам Государственной экзаменационной комиссии во время защиты своей собственной ВКР бакалавра </w:t>
+              <w:t xml:space="preserve">Готовит презентацию, которая будет продемонстрирована членам Государственной экзаменационной комиссии во время защиты своей собственной ВКР бакалавра </w:t>
             </w:r>
           </w:p>
         </w:tc>
@@ -31771,7 +30473,7 @@
               <w:jc w:val="center"/>
             </w:pPr>
             <w:r>
-              <w:t>Краткая характеристика оценочного средства </w:t>
+              <w:t xml:space="preserve">Краткая характеристика оценочного средства </w:t>
             </w:r>
           </w:p>
         </w:tc>
@@ -31786,7 +30488,7 @@
               <w:jc w:val="center"/>
             </w:pPr>
             <w:r>
-              <w:t>Представление оценочного средства в фонде </w:t>
+              <w:t xml:space="preserve">Представление оценочного средства в фонде </w:t>
             </w:r>
           </w:p>
         </w:tc>
@@ -31969,7 +30671,7 @@
                 <w:sz w:val="18"/>
                 <w:szCs w:val="18"/>
               </w:rPr>
-              <w:t>» выставляется обучающемуся, если Доклад выполнен в установленное время, презентация соответствует содержанию доклада, в докладе отражены полученные результаты, выводы обоснованы и соответствуют цели и задачам  </w:t>
+              <w:t xml:space="preserve">» выставляется обучающемуся, если Доклад выполнен в установленное время, презентация соответствует содержанию доклада, в докладе отражены полученные результаты, выводы обоснованы и соответствуют цели и задачам  </w:t>
             </w:r>
           </w:p>
           <w:p>
@@ -32003,7 +30705,7 @@
                 <w:sz w:val="18"/>
                 <w:szCs w:val="18"/>
               </w:rPr>
-              <w:t>» выставляется обучающемуся, если В докладе присутствует более 10 сорных слов, выводы носят описательный характер,  в презентации имеются орфографические и/или пункуационные ошибки    </w:t>
+              <w:t xml:space="preserve">» выставляется обучающемуся, если В докладе присутствует более 10 сорных слов, выводы носят описательный характер,  в презентации имеются орфографические и/или пункуационные ошибки    </w:t>
             </w:r>
           </w:p>
           <w:p>
@@ -32526,7 +31228,7 @@
                 <w:sz w:val="18"/>
                 <w:szCs w:val="18"/>
               </w:rPr>
-              <w:t>» выставляется обучающемуся, если Теоретическое содержание курса не освоено, необходимые практически навыки и умения не сформированы, выполненные учебные задания содержат грубые ошибки, дополнительная самостоятельная работа над курсом не приведет к существенному повышению качества выполнения учебных заданий. </w:t>
+              <w:t xml:space="preserve">» выставляется обучающемуся, если Теоретическое содержание курса не освоено, необходимые практически навыки и умения не сформированы, выполненные учебные задания содержат грубые ошибки, дополнительная самостоятельная работа над курсом не приведет к существенному повышению качества выполнения учебных заданий. </w:t>
             </w:r>
           </w:p>
         </w:tc>
@@ -32720,7 +31422,7 @@
                 <w:sz w:val="18"/>
                 <w:szCs w:val="18"/>
               </w:rPr>
-              <w:t>» выставляется обучающемуся, если Теоретическое содержание курса не освоено, необходимые практически навыки и умения не сформированы, выполненные учебные задания содержат грубые ошибки, дополнительная самостоятельная работа над курсом не приведет к существенному повышению качества выполнения учебных заданий. </w:t>
+              <w:t xml:space="preserve">» выставляется обучающемуся, если Теоретическое содержание курса не освоено, необходимые практически навыки и умения не сформированы, выполненные учебные задания содержат грубые ошибки, дополнительная самостоятельная работа над курсом не приведет к существенному повышению качества выполнения учебных заданий. </w:t>
             </w:r>
           </w:p>
         </w:tc>
@@ -32853,23 +31555,23 @@
           <w:bCs/>
           <w:iCs/>
         </w:rPr>
-        <w:t>1 Техническое задание и Акт внедрения </w:t>
+        <w:t xml:space="preserve">1 Техническое задание и Акт внедрения </w:t>
         <w:br/>
-        <w:t>2 Рецензия на ВКР, статью, диссертацию </w:t>
+        <w:t xml:space="preserve">2 Рецензия на ВКР, статью, диссертацию </w:t>
         <w:br/>
         <w:t>3 Научная новизна и практическая значимость ВКР</w:t>
         <w:br/>
-        <w:t>4 Отзыв научного руководителя  </w:t>
+        <w:t xml:space="preserve">4 Отзыв научного руководителя  </w:t>
         <w:br/>
-        <w:t>5 Процедура "Антиплагиат"  </w:t>
+        <w:t xml:space="preserve">5 Процедура "Антиплагиат"  </w:t>
         <w:br/>
-        <w:t>6 Нормоконтроль  </w:t>
+        <w:t xml:space="preserve">6 Нормоконтроль  </w:t>
         <w:br/>
         <w:t/>
         <w:br/>
         <w:t>Правила подготовки и оформления реферата:</w:t>
         <w:br/>
-        <w:t>Страницы текста и приложений должны соответствовать формату А4 (210 x 297). Выполнение реферата осуществляется машинописным способом на одной стороне листа белой бумаги через 1,5 интервала. Высота букв и цифр должна быть не менее 1,8 мм. (Обычно шрифт 14 Times New Roman Cyr). </w:t>
+        <w:t xml:space="preserve">Страницы текста и приложений должны соответствовать формату А4 (210 x 297). Выполнение реферата осуществляется машинописным способом на одной стороне листа белой бумаги через 1,5 интервала. Высота букв и цифр должна быть не менее 1,8 мм. (Обычно шрифт 14 Times New Roman Cyr). </w:t>
         <w:br/>
         <w:t>Текст реферата следует печатать, соблюдая следующие размеры полей: левое - 30 мм, правое - 10 мм, верхнее - 20 мм, нижнее - не менее 20 мм. При выполнении реферата необходимо соблюдать равномерную плотность, контрастность и четкость изображения, линии, буквы, цифры и знаки должны быть четкими, одинаково черными по всему тексту. Заголовки структурных элементов реферата и разделов основной части следует располагать в середине строки без точки в конце и печатать прописными буквами, не подчеркивая. От текста заголовки отделяются сверху и снизу тремя интервалами. Заголовки подразделов и пунктов следует начинать с абзацного отступа и печатать с прописной буквы вразрядку, не подчеркивая, без точки в конце. Если заголовок включает несколько предложений, их разделяют точками. Переносы слов в заголовках не допускаются.</w:t>
         <w:br/>
@@ -32985,17 +31687,17 @@
         <w:br/>
         <w:t>Вступление должно содержать:</w:t>
         <w:br/>
-        <w:t>    название доклада;</w:t>
+        <w:t xml:space="preserve">    название доклада;</w:t>
         <w:br/>
-        <w:t>    сообщение основной идеи;</w:t>
+        <w:t xml:space="preserve">    сообщение основной идеи;</w:t>
         <w:br/>
-        <w:t>    современную оценку предмета изложения;</w:t>
+        <w:t xml:space="preserve">    современную оценку предмета изложения;</w:t>
         <w:br/>
-        <w:t>    краткое перечисление рассматриваемых вопросов;</w:t>
+        <w:t xml:space="preserve">    краткое перечисление рассматриваемых вопросов;</w:t>
         <w:br/>
-        <w:t>    интересную для слушателей форму изложения;</w:t>
+        <w:t xml:space="preserve">    интересную для слушателей форму изложения;</w:t>
         <w:br/>
-        <w:t>    акцентирование оригинальности подхода.</w:t>
+        <w:t xml:space="preserve">    акцентирование оригинальности подхода.</w:t>
         <w:br/>
         <w:t>Выступление состоит из следующих частей:</w:t>
         <w:br/>
@@ -33069,21 +31771,21 @@
           <w:bCs/>
           <w:iCs/>
         </w:rPr>
-        <w:t>ЛР №1 Подготовка литературного обзора </w:t>
+        <w:t>ЛР №1 Таблицы истинности и нормальные формы</w:t>
         <w:br/>
-        <w:t>ЛР №2 Структурно-функциональное моделирование </w:t>
+        <w:t>ЛР №2 Операции над множествами и отношениями</w:t>
         <w:br/>
-        <w:t>ЛР №3 Подготовка презентации</w:t>
+        <w:t>ЛР №3 Комбинаторные задачи: размещения, сочетания</w:t>
         <w:br/>
-        <w:t>ЛР №4 Подготовка к устному докладу </w:t>
+        <w:t>ЛР №4 Алгоритмы на графах: обходы и кратчайшие пути</w:t>
         <w:br/>
-        <w:t>ЛР №5 Подготовка автореферата по ВКР  </w:t>
+        <w:t>ЛР №5 Задачи на MST и паросочетания в двудольных графах</w:t>
         <w:br/>
-        <w:t>ЛР №6 Доклад на ITdays по материалам ВКР </w:t>
+        <w:t>ЛР №6 Построение и минимизация конечных автоматов</w:t>
         <w:br/>
-        <w:t>ЛР №7 Выбор отечественного научного журнала</w:t>
+        <w:t>ЛР №7 Формальные грамматики и языки</w:t>
         <w:br/>
-        <w:t>ЛР №8 Подготовка ВАКовской статьи </w:t>
+        <w:t>ЛР №8 Комплексная задача: граф как модель предметной области</w:t>
         <w:br/>
         <w:t/>
         <w:br/>
@@ -33095,19 +31797,19 @@
         <w:br/>
         <w:t>Отчет по ЛР должен быть представлен в сроки, не позже предусмотренных утвержденным календарным планом проведения практических и лабораторных занятий. В этом случае отчет по ЛР считается сданным в срок, в противном ? с опозданием.</w:t>
         <w:br/>
-        <w:t>Защита отчета по ЛР проводится только в тех случаях, когда у преподавателя возникли вопросы по его оформлению или содержанию. В случае, если отчет соответствует установленным требованиям к оформлению и содержанию отчета по ЛР, защищать его не нужно. </w:t>
+        <w:t xml:space="preserve">Защита отчета по ЛР проводится только в тех случаях, когда у преподавателя возникли вопросы по его оформлению или содержанию. В случае, если отчет соответствует установленным требованиям к оформлению и содержанию отчета по ЛР, защищать его не нужно. </w:t>
         <w:br/>
-        <w:t>Студент должен доказать преподавателю, что работа выполнена им самостоятельно, для чего ему будет необходимо ответить на вопросы преподавателя по содержанию отчета. Если студент не сумеет ответить на вопросы, преподаватель может не только не принять отчет по ЛР, но и сменить вариант задания на ЛР. Если студент сумеет доказать преподавателю, что работа выполнена им самостоятельно, студент должен защитить отчет, ответив на вопросы преподавателя по теме лабораторной работы. </w:t>
+        <w:t xml:space="preserve">Студент должен доказать преподавателю, что работа выполнена им самостоятельно, для чего ему будет необходимо ответить на вопросы преподавателя по содержанию отчета. Если студент не сумеет ответить на вопросы, преподаватель может не только не принять отчет по ЛР, но и сменить вариант задания на ЛР. Если студент сумеет доказать преподавателю, что работа выполнена им самостоятельно, студент должен защитить отчет, ответив на вопросы преподавателя по теме лабораторной работы. </w:t>
         <w:br/>
-        <w:t>Требования к оформлению отчета </w:t>
+        <w:t xml:space="preserve">Требования к оформлению отчета </w:t>
         <w:br/>
-        <w:t>1.	На титульном листе в обязательном порядке должны быть указаны: группа, ФИО студента, тема ЛР, номер варианта </w:t>
+        <w:t xml:space="preserve">1.	На титульном листе в обязательном порядке должны быть указаны: группа, ФИО студента, тема ЛР, номер варианта </w:t>
         <w:br/>
-        <w:t>2.	Отчет должен быть оформлен на листах бумаги формата А4 </w:t>
+        <w:t xml:space="preserve">2.	Отчет должен быть оформлен на листах бумаги формата А4 </w:t>
         <w:br/>
-        <w:t>3.	Отчеты могут быть написаны от руки, но лучше, если они будут набраны в текстовом процессоре MS Word </w:t>
+        <w:t xml:space="preserve">3.	Отчеты могут быть написаны от руки, но лучше, если они будут набраны в текстовом процессоре MS Word </w:t>
         <w:br/>
-        <w:t>4.	Отчет должен быть подписан студентом (с указанием даты), выполнившим его. </w:t>
+        <w:t xml:space="preserve">4.	Отчет должен быть подписан студентом (с указанием даты), выполнившим его. </w:t>
         <w:br/>
         <w:t>5.	Отчет должен заканчиваться выводом, в котором кратко формулируется основной результат работы.</w:t>
         <w:br/>
@@ -33175,17 +31877,17 @@
           <w:bCs/>
           <w:iCs/>
         </w:rPr>
-        <w:t>1 Выбор паспорта специальности и ключевых слов </w:t>
+        <w:t xml:space="preserve">1 Выбор паспорта специальности и ключевых слов </w:t>
         <w:br/>
-        <w:t>2 Литературный обзор публикаций научного руководителя </w:t>
+        <w:t xml:space="preserve">2 Литературный обзор публикаций научного руководителя </w:t>
         <w:br/>
-        <w:t>3 Оформление результатов научных исследований  </w:t>
+        <w:t xml:space="preserve">3 Оформление результатов научных исследований  </w:t>
         <w:br/>
-        <w:t>4 Формулировка цели, основных задач и выводов </w:t>
+        <w:t xml:space="preserve">4 Формулировка цели, основных задач и выводов </w:t>
         <w:br/>
-        <w:t>5 Поиск автореферата кандидатской диссертации </w:t>
+        <w:t xml:space="preserve">5 Поиск автореферата кандидатской диссертации </w:t>
         <w:br/>
-        <w:t>6 Выбор Диссертационного совета </w:t>
+        <w:t xml:space="preserve">6 Выбор Диссертационного совета </w:t>
         <w:br/>
         <w:t/>
         <w:br/>
@@ -33245,7 +31947,7 @@
           <w:sz w:val="28"/>
           <w:szCs w:val="28"/>
         </w:rPr>
-        <w:t>Аннотация к рабочей программе дисциплины </w:t>
+        <w:t xml:space="preserve">Аннотация к рабочей программе дисциплины </w:t>
       </w:r>
     </w:p>
     <w:p>
@@ -33264,7 +31966,7 @@
           <w:sz w:val="28"/>
           <w:szCs w:val="28"/>
         </w:rPr>
-        <w:t>(38003)Компьютерное зрение</w:t>
+        <w:t>(38013)Дискретная математика</w:t>
       </w:r>
     </w:p>
     <w:p>
@@ -33294,7 +31996,7 @@
           <w:bCs/>
           <w:color w:val="000000"/>
         </w:rPr>
-        <w:t>Направление подготовки (специальность): </w:t>
+        <w:t xml:space="preserve">Направление подготовки (специальность): </w:t>
       </w:r>
       <w:r>
         <w:rPr>
@@ -33336,7 +32038,7 @@
           <w:bCs/>
           <w:color w:val="000000"/>
         </w:rPr>
-        <w:t>Направленность: </w:t>
+        <w:t xml:space="preserve">Направленность: </w:t>
       </w:r>
       <w:r>
         <w:rPr>
@@ -33377,7 +32079,7 @@
         </w:rPr>
       </w:pPr>
       <w:r>
-        <w:t>Уровень высшего образования: </w:t>
+        <w:t xml:space="preserve">Уровень высшего образования: </w:t>
       </w:r>
       <w:r>
         <w:rPr>
@@ -33425,7 +32127,7 @@
         <w:rPr>
           <w:bCs/>
         </w:rPr>
-        <w:t>Форма обучения: </w:t>
+        <w:t xml:space="preserve">Форма обучения: </w:t>
       </w:r>
       <w:r>
         <w:rPr>
@@ -33464,7 +32166,7 @@
         <w:rPr>
           <w:bCs/>
         </w:rPr>
-        <w:t>Кафедра, обеспечивающая преподавание дисциплины: </w:t>
+        <w:t xml:space="preserve">Кафедра, обеспечивающая преподавание дисциплины: </w:t>
       </w:r>
       <w:r>
         <w:rPr>
@@ -33545,17 +32247,17 @@
               <w:rPr>
                 <w:bCs/>
               </w:rPr>
-              <w:t> ПК-3 Способен разрабатывать технические описания и руководства, готовить конспекты и проводить занятия по обучению работников применению программно-методических комплексов, используемых на предприятии:</w:t>
+              <w:t xml:space="preserve"> ПК-3 Способен разрабатывать технические описания и руководства, готовить конспекты и проводить занятия по обучению работников применению программно-методических комплексов, используемых на предприятии:</w:t>
               <w:br/>
-              <w:t>  -ПК-3.1 Составляет руководства пользователя программным продуктом</w:t>
+              <w:t xml:space="preserve">  -ПК-3.1 Составляет руководства пользователя программным продуктом</w:t>
               <w:br/>
-              <w:t>  -ПК-3.2 Согласовывает регламенты разработки технической документации по использованию программного средства</w:t>
+              <w:t xml:space="preserve">  -ПК-3.2 Согласовывает регламенты разработки технической документации по использованию программного средства</w:t>
               <w:br/>
-              <w:t>  -ПК-3.3 Готовит описания методик разработки компонентов программных комплексов, используемых на предприятии</w:t>
+              <w:t xml:space="preserve">  -ПК-3.3 Готовит описания методик разработки компонентов программных комплексов, используемых на предприятии</w:t>
               <w:br/>
-              <w:t>  -ПК-3.4 Готовит описания методик применения программных комплексов, используемых на предприятии</w:t>
+              <w:t xml:space="preserve">  -ПК-3.4 Готовит описания методик применения программных комплексов, используемых на предприятии</w:t>
               <w:br/>
-              <w:t>  -ПК-3.5 Проводит консультирование работников по использованию программно-методических комплексов предприятия</w:t>
+              <w:t xml:space="preserve">  -ПК-3.5 Проводит консультирование работников по использованию программно-методических комплексов предприятия</w:t>
               <w:br/>
               <w:t/>
             </w:r>
@@ -33579,23 +32281,23 @@
               <w:rPr>
                 <w:bCs/>
               </w:rPr>
-              <w:t> ПК-5 Способен подбирать средства проектирования и производить функциональное и логическое проектирование систем среднего и крупного масштаба и сложности:</w:t>
+              <w:t xml:space="preserve"> ПК-5 Способен подбирать средства проектирования и производить функциональное и логическое проектирование систем среднего и крупного масштаба и сложности:</w:t>
               <w:br/>
-              <w:t>  -ПК-5.1 Использует теоретические методики целеполагания для программных систем</w:t>
+              <w:t xml:space="preserve">  -ПК-5.1 Использует теоретические методики целеполагания для программных систем</w:t>
               <w:br/>
-              <w:t>  -ПК-5.2 Оформляет технические задания на разработку программных средств с описанием функционирования системы</w:t>
+              <w:t xml:space="preserve">  -ПК-5.2 Оформляет технические задания на разработку программных средств с описанием функционирования системы</w:t>
               <w:br/>
-              <w:t>  -ПК-5.3 Разрабатывает технико-экономические обоснования создания программных комплексов</w:t>
+              <w:t xml:space="preserve">  -ПК-5.3 Разрабатывает технико-экономические обоснования создания программных комплексов</w:t>
               <w:br/>
-              <w:t>  -ПК-5.4 Производит декомпозицию системы на подфункции, проводит описание каждой функции</w:t>
+              <w:t xml:space="preserve">  -ПК-5.4 Производит декомпозицию системы на подфункции, проводит описание каждой функции</w:t>
               <w:br/>
-              <w:t>  -ПК-5.5 Формулирует требования к результатам аналитических работ в рамках системы</w:t>
+              <w:t xml:space="preserve">  -ПК-5.5 Формулирует требования к результатам аналитических работ в рамках системы</w:t>
               <w:br/>
-              <w:t>  -ПК-5.6 Подбирает средства проектирования систем среднего и крупного масштаба сложности</w:t>
+              <w:t xml:space="preserve">  -ПК-5.6 Подбирает средства проектирования систем среднего и крупного масштаба сложности</w:t>
               <w:br/>
-              <w:t>  -ПК-5.7 Строит логические модели систем среднего и крупного масштаба сложности</w:t>
+              <w:t xml:space="preserve">  -ПК-5.7 Строит логические модели систем среднего и крупного масштаба сложности</w:t>
               <w:br/>
-              <w:t>  -ПК-5.8 Описывает порядок работ по созданию и сдаче системы, построенной по техническому заданию</w:t>
+              <w:t xml:space="preserve">  -ПК-5.8 Описывает порядок работ по созданию и сдаче системы, построенной по техническому заданию</w:t>
               <w:br/>
               <w:t/>
             </w:r>
@@ -33619,21 +32321,21 @@
               <w:rPr>
                 <w:bCs/>
               </w:rPr>
-              <w:t> ПК-7 Способен производить сбор, систематизацию, классификацию и анализ информации, относящейся к изучаемой предметной области:</w:t>
+              <w:t xml:space="preserve"> ПК-7 Способен производить сбор, систематизацию, классификацию и анализ информации, относящейся к изучаемой предметной области:</w:t>
               <w:br/>
-              <w:t>  -ПК-7.1 Выполняет сбор информации по предметной области исследования</w:t>
+              <w:t xml:space="preserve">  -ПК-7.1 Выполняет сбор информации по предметной области исследования</w:t>
               <w:br/>
-              <w:t>  -ПК-7.2 Применяет статистические методы систематизации и классификации информации, относящейся к предметной области</w:t>
+              <w:t xml:space="preserve">  -ОПК-2.1 Применяет аппарат математической логики и теории графовдметной области</w:t>
               <w:br/>
-              <w:t>  -ПК-7.3 Определяет цель и задачи исследования</w:t>
+              <w:t xml:space="preserve">  -ПК-7.3 Определяет цель и задачи исследования</w:t>
               <w:br/>
-              <w:t>  -ПК-7.4 Применяет нормативную документацию, относящуюся к изучаемой теме</w:t>
+              <w:t xml:space="preserve">  -ПК-7.4 Применяет нормативную документацию, относящуюся к изучаемой теме</w:t>
               <w:br/>
-              <w:t>  -ПК-7.5 Применяет методы анализа научно-технической информации</w:t>
+              <w:t xml:space="preserve">  -ПК-7.5 Применяет методы анализа научно-технической информации</w:t>
               <w:br/>
-              <w:t>  -ПК-7.6 Формирует рекомендации по внедрению результатов исследований и разработок</w:t>
+              <w:t xml:space="preserve">  -ПК-7.6 Формирует рекомендации по внедрению результатов исследований и разработок</w:t>
               <w:br/>
-              <w:t>  -ПК-7.7 Делает выводы по результатам произведённых исследований и разработок</w:t>
+              <w:t xml:space="preserve">  -ПК-7.7 Делает выводы по результатам произведённых исследований и разработок</w:t>
               <w:br/>
               <w:t/>
             </w:r>
@@ -33657,19 +32359,19 @@
               <w:rPr>
                 <w:bCs/>
               </w:rPr>
-              <w:t> ПК-8 Способен оформлять результаты выполненной работы в форме отчетов и презентаций, представлять материал в виде публичных выступлений и печатных публикаций:</w:t>
+              <w:t xml:space="preserve"> ПК-8 Способен оформлять результаты выполненной работы в форме отчетов и презентаций, представлять материал в виде публичных выступлений и печатных публикаций:</w:t>
               <w:br/>
-              <w:t>  -ПК-8.1 Применяет программные средства для оформления результатов выполненной работы</w:t>
+              <w:t xml:space="preserve">  -ПК-8.1 Применяет программные средства для оформления результатов выполненной работы</w:t>
               <w:br/>
-              <w:t>  -ПК-8.2 Составляет проекты календарных планов работ</w:t>
+              <w:t xml:space="preserve">  -ПК-8.2 Составляет проекты календарных планов работ</w:t>
               <w:br/>
-              <w:t>  -ПК-8.3 Формирует программу представления результатов отдельных элементов научно-исследовательских и опытно-конструкторских работ</w:t>
+              <w:t xml:space="preserve">  -ПК-8.3 Формирует программу представления результатов отдельных элементов научно-исследовательских и опытно-конструкторских работ</w:t>
               <w:br/>
-              <w:t>  -ПК-8.4 Оформляет результаты выполненных работ в виде отчётов, презентаций, видеороликов</w:t>
+              <w:t xml:space="preserve">  -ПК-8.4 Оформляет результаты выполненных работ в виде отчётов, презентаций, видеороликов</w:t>
               <w:br/>
-              <w:t>  -ПК-8.5 Публикует промежуточные результаты исследования в виде тезисов докладов на научно-практических конференциях</w:t>
+              <w:t xml:space="preserve">  -ПК-8.5 Публикует промежуточные результаты исследования в виде тезисов докладов на научно-практических конференциях</w:t>
               <w:br/>
-              <w:t>  -ПК-8.6 Готовит к публикации результаты завершённых работ в виде научных статей</w:t>
+              <w:t xml:space="preserve">  -ПК-8.6 Готовит к публикации результаты завершённых работ в виде научных статей</w:t>
               <w:br/>
               <w:t/>
             </w:r>
@@ -33783,7 +32485,7 @@
               <w:rPr>
                 <w:bCs/>
               </w:rPr>
-              <w:t>ПК-7- Порядок подготовки научных и научно-педагогических кадров в России </w:t>
+              <w:t xml:space="preserve">ПК-7- Порядок подготовки научных и научно-педагогических кадров в России </w:t>
             </w:r>
           </w:p>
           <w:p>
@@ -34059,7 +32761,7 @@
               </w:rPr>
             </w:pPr>
             <w:r>
-              <w:t>Организация научно-исследовательской работы в России; Этапы научного исследования; Методология научных исследований; </w:t>
+              <w:t xml:space="preserve">Организация научно-исследовательской работы в России; Этапы научного исследования; Методология научных исследований; </w:t>
             </w:r>
           </w:p>
         </w:tc>
@@ -34150,7 +32852,7 @@
               <w:ind w:left="743"/>
             </w:pPr>
             <w:r>
-              <w:t>диф.зачет; </w:t>
+              <w:t xml:space="preserve">диф.зачет; </w:t>
             </w:r>
           </w:p>
         </w:tc>
@@ -34299,7 +33001,7 @@
           <w:i w:val="0"/>
           <w:iCs w:val="0"/>
         </w:rPr>
-        <w:t>Заведующий кафедрой ВТИК .. </w:t>
+        <w:t xml:space="preserve">Заведующий кафедрой ВТИК .. </w:t>
       </w:r>
     </w:p>
     <w:sectPr>
